--- a/src/reports/relatorio_6.docx
+++ b/src/reports/relatorio_6.docx
@@ -51,7 +51,7 @@
               <a:graphicData uri="http://schemas.openxmlformats.org/drawingml/2006/picture">
                 <pic:pic>
                   <pic:nvPicPr>
-                    <pic:cNvPr id="0" name="logo_capa.jpeg"/>
+                    <pic:cNvPr id="0" name="capa_2.jpeg"/>
                     <pic:cNvPicPr/>
                   </pic:nvPicPr>
                   <pic:blipFill>
@@ -697,7 +697,7 @@
       <w:pPr>
         <w:tabs>
           <w:tab w:pos="720" w:val="left"/>
-          <w:tab w:pos="10800" w:val="right" w:leader="dot"/>
+          <w:tab w:pos="10469" w:val="right" w:leader="dot"/>
         </w:tabs>
         <w:spacing w:after="120"/>
       </w:pPr>
@@ -734,7 +734,7 @@
       <w:pPr>
         <w:tabs>
           <w:tab w:pos="720" w:val="left"/>
-          <w:tab w:pos="10800" w:val="right" w:leader="dot"/>
+          <w:tab w:pos="10469" w:val="right" w:leader="dot"/>
         </w:tabs>
         <w:spacing w:after="120"/>
       </w:pPr>
@@ -771,7 +771,7 @@
       <w:pPr>
         <w:tabs>
           <w:tab w:pos="720" w:val="left"/>
-          <w:tab w:pos="10800" w:val="right" w:leader="dot"/>
+          <w:tab w:pos="10469" w:val="right" w:leader="dot"/>
         </w:tabs>
         <w:spacing w:after="120"/>
       </w:pPr>
@@ -808,7 +808,7 @@
       <w:pPr>
         <w:tabs>
           <w:tab w:pos="720" w:val="left"/>
-          <w:tab w:pos="10800" w:val="right" w:leader="dot"/>
+          <w:tab w:pos="10469" w:val="right" w:leader="dot"/>
         </w:tabs>
         <w:spacing w:after="120"/>
       </w:pPr>
@@ -845,7 +845,7 @@
       <w:pPr>
         <w:tabs>
           <w:tab w:pos="720" w:val="left"/>
-          <w:tab w:pos="10800" w:val="right" w:leader="dot"/>
+          <w:tab w:pos="10469" w:val="right" w:leader="dot"/>
         </w:tabs>
         <w:spacing w:after="120"/>
       </w:pPr>
@@ -882,7 +882,7 @@
       <w:pPr>
         <w:tabs>
           <w:tab w:pos="720" w:val="left"/>
-          <w:tab w:pos="10800" w:val="right" w:leader="dot"/>
+          <w:tab w:pos="10469" w:val="right" w:leader="dot"/>
         </w:tabs>
         <w:spacing w:after="120"/>
       </w:pPr>
@@ -919,7 +919,7 @@
       <w:pPr>
         <w:tabs>
           <w:tab w:pos="720" w:val="left"/>
-          <w:tab w:pos="10800" w:val="right" w:leader="dot"/>
+          <w:tab w:pos="10469" w:val="right" w:leader="dot"/>
         </w:tabs>
         <w:spacing w:after="120"/>
       </w:pPr>
@@ -956,7 +956,7 @@
       <w:pPr>
         <w:tabs>
           <w:tab w:pos="720" w:val="left"/>
-          <w:tab w:pos="10800" w:val="right" w:leader="dot"/>
+          <w:tab w:pos="10469" w:val="right" w:leader="dot"/>
         </w:tabs>
         <w:spacing w:after="120"/>
       </w:pPr>
@@ -1118,7 +1118,7 @@
     <w:p/>
     <w:p>
       <w:pPr>
-        <w:spacing w:after="240" w:line="276" w:lineRule="auto"/>
+        <w:spacing w:after="120" w:line="276" w:lineRule="auto"/>
         <w:jc w:val="both"/>
       </w:pPr>
       <w:r>
@@ -2177,7 +2177,7 @@
           <w:i/>
           <w:sz w:val="18"/>
         </w:rPr>
-        <w:t>X - Fiscalizar diretamente ou mediante convênio com o Estado de Pernambuco, através de seus órgãos ou entidades vinculadas, com sua supervisão, os aspectos técnico, econômico, contábil, financeiro, operacional e jurídico dos serviços públicos delegados, valendo-se inclusive, de indicadores e procedimentos amostrais.</w:t>
+        <w:t>X - Fiscalizar diretamente ou mediante convênio com o Estado de Pernambuco, através de seus órgãos ou entidades vinculadas, com sua supervisão, os aspects técnico, econômico, contábil, financeiro, operacional e jurídico dos serviços públicos delegados, valendo-se inclusive, de indicadores e procedimentos amostrais.</w:t>
       </w:r>
     </w:p>
     <w:p/>
@@ -2246,7 +2246,7 @@
           <w:rFonts w:ascii="Aptos" w:hAnsi="Aptos"/>
           <w:sz w:val="22"/>
         </w:rPr>
-        <w:t>Norma DNIT 005/2003 – que define os termos técnicos empregados em defeitos que ocorrem nos pavimentos flexíveis e semirrígidos e serve para padronizar a linguagem adotada na elaboração das normas, manuais, projetos e textos relativos aos pavimentos flexíveis e semirrígidos.</w:t>
+        <w:t>Norma DNIT 005/2003 – que define os termos técnicos empregados in defeitos que ocorrem nos pavimentos flexíveis e semirrígidos e serve para padronizar a linguagem adotada na elaboração das normas, manuais, projetos e textos relativos aos pavimentos flexíveis e semirrígidos.</w:t>
       </w:r>
     </w:p>
     <w:p/>
@@ -2482,6 +2482,7 @@
       <w:r>
         <w:rPr>
           <w:rFonts w:ascii="Aptos" w:hAnsi="Aptos"/>
+          <w:sz w:val="22"/>
         </w:rPr>
         <w:t xml:space="preserve">As ações de fiscalização foram realizadas pela equipe formada pelos servidores: </w:t>
       </w:r>
@@ -2489,18 +2490,21 @@
         <w:rPr>
           <w:rFonts w:ascii="Aptos" w:hAnsi="Aptos"/>
           <w:b/>
+          <w:sz w:val="22"/>
         </w:rPr>
         <w:t>Alcides Vieira</w:t>
       </w:r>
       <w:r>
         <w:rPr>
           <w:rFonts w:ascii="Aptos" w:hAnsi="Aptos"/>
+          <w:sz w:val="22"/>
         </w:rPr>
         <w:t>, matrícula nº xxxxxxx/xx</w:t>
       </w:r>
       <w:r>
         <w:rPr>
           <w:rFonts w:ascii="Aptos" w:hAnsi="Aptos"/>
+          <w:sz w:val="22"/>
         </w:rPr>
         <w:t xml:space="preserve"> e </w:t>
       </w:r>
@@ -2508,18 +2512,21 @@
         <w:rPr>
           <w:rFonts w:ascii="Aptos" w:hAnsi="Aptos"/>
           <w:b/>
+          <w:sz w:val="22"/>
         </w:rPr>
         <w:t>Enildo Manoel</w:t>
       </w:r>
       <w:r>
         <w:rPr>
           <w:rFonts w:ascii="Aptos" w:hAnsi="Aptos"/>
+          <w:sz w:val="22"/>
         </w:rPr>
         <w:t>, matrícula nº xxxxxxx/xx</w:t>
       </w:r>
       <w:r>
         <w:rPr>
           <w:rFonts w:ascii="Aptos" w:hAnsi="Aptos"/>
+          <w:sz w:val="22"/>
         </w:rPr>
         <w:t xml:space="preserve"> nos dias 12 de junho de 2025. Nessas ações foram identificados 0 achados de fiscalização nas áreas sob concessão por meio de um levantamento de campo nas Rodovias com evidências de defeitos que poderiam se caracterizar Não Conformidades.</w:t>
       </w:r>
@@ -2553,8 +2560,8 @@
     <w:p/>
     <w:p>
       <w:pPr>
-        <w:spacing w:after="120"/>
-        <w:jc w:val="center"/>
+        <w:spacing w:after="120" w:line="276" w:lineRule="auto"/>
+        <w:jc w:val="both"/>
       </w:pPr>
       <w:r>
         <w:rPr>
@@ -2566,8 +2573,8 @@
     </w:p>
     <w:p>
       <w:pPr>
-        <w:spacing w:after="120"/>
-        <w:jc w:val="center"/>
+        <w:spacing w:after="120" w:line="276" w:lineRule="auto"/>
+        <w:jc w:val="both"/>
       </w:pPr>
       <w:r>
         <w:rPr>
@@ -2593,8 +2600,8 @@
     <w:p/>
     <w:p>
       <w:pPr>
-        <w:spacing w:after="120"/>
-        <w:jc w:val="center"/>
+        <w:spacing w:after="120" w:line="276" w:lineRule="auto"/>
+        <w:jc w:val="both"/>
       </w:pPr>
       <w:r>
         <w:rPr>
@@ -2604,7 +2611,6 @@
         <w:t>Quadro 3 – Trecho dos pontos de Atenção:</w:t>
       </w:r>
     </w:p>
-    <w:p/>
     <w:p>
       <w:pPr>
         <w:spacing w:after="120" w:line="276" w:lineRule="auto"/>
@@ -2615,22 +2621,7 @@
           <w:rFonts w:ascii="Aptos" w:hAnsi="Aptos"/>
           <w:sz w:val="22"/>
         </w:rPr>
-        <w:t xml:space="preserve">O </w:t>
-      </w:r>
-      <w:r>
-        <w:rPr>
-          <w:rFonts w:ascii="Aptos" w:hAnsi="Aptos"/>
-          <w:b/>
-          <w:sz w:val="22"/>
-        </w:rPr>
-        <w:t>Quadro 4</w:t>
-      </w:r>
-      <w:r>
-        <w:rPr>
-          <w:rFonts w:ascii="Aptos" w:hAnsi="Aptos"/>
-          <w:sz w:val="22"/>
-        </w:rPr>
-        <w:t xml:space="preserve">, a seguir, resume as Não Conformidades constatadas, relacionadas ao PDCL, com indicação dos respectivos registros fotográficos no </w:t>
+        <w:t xml:space="preserve">O Quadro 4, a seguir, resume as Não Conformidades constatadas, relacionadas ao PDCL, com indicação dos respectivos registros fotográficos no </w:t>
       </w:r>
       <w:r>
         <w:rPr>
@@ -2663,7 +2654,6 @@
         <w:t>. A descrição da evidência está referenciada conforme a norma de descrição de defeitos do DNIT.</w:t>
       </w:r>
     </w:p>
-    <w:p/>
     <w:p>
       <w:pPr>
         <w:spacing w:after="120"/>
@@ -2782,7 +2772,7 @@
           <w:rFonts w:ascii="Aptos" w:hAnsi="Aptos"/>
           <w:sz w:val="22"/>
         </w:rPr>
-        <w:t xml:space="preserve"> detalhando cronograma com trechos a executar de forma que permita à Arpe uma programação mais efetiva do monitoramento de suas soluções a execução de cada subtrecho, conforme o modelo encaminhado para 2024 (Cronograma de Conserva Especial do Pavimento CRA 2024).</w:t>
+        <w:t xml:space="preserve"> detalhando cronograma com trechos a executar de forma que permita à Arpe uma programação mais efetiva do monitoramento de suas soluções a execução de cada subtrecho, conforme o modelo encaminhado para {ano_anterior} (Cronograma de Conserva Especial do Pavimento CRA {ano_anterior}).</w:t>
       </w:r>
     </w:p>
     <w:p>
@@ -2839,8 +2829,17 @@
     <w:p>
       <w:pPr>
         <w:spacing w:after="120" w:line="276" w:lineRule="auto"/>
+        <w:ind w:left="360" w:hanging="360"/>
         <w:jc w:val="both"/>
       </w:pPr>
+      <w:r>
+        <w:rPr>
+          <w:rFonts w:ascii="Aptos" w:hAnsi="Aptos"/>
+          <w:sz w:val="22"/>
+        </w:rPr>
+        <w:t>•</w:t>
+        <w:tab/>
+      </w:r>
       <w:r>
         <w:rPr>
           <w:rFonts w:ascii="Aptos" w:hAnsi="Aptos"/>
@@ -2907,19 +2906,6 @@
     </w:p>
     <w:p>
       <w:pPr>
-        <w:spacing w:after="120"/>
-        <w:jc w:val="both"/>
-      </w:pPr>
-      <w:r>
-        <w:rPr>
-          <w:rFonts w:ascii="Aptos" w:hAnsi="Aptos"/>
-          <w:sz w:val="22"/>
-        </w:rPr>
-        <w:t>Recife, data da assinatura eletrônica.</w:t>
-      </w:r>
-    </w:p>
-    <w:p>
-      <w:pPr>
         <w:pStyle w:val="Heading3"/>
         <w:pageBreakBefore/>
         <w:spacing w:before="160" w:after="80"/>
@@ -2968,9 +2954,11 @@
         <w:t>Nenhum registro fotográfico de ponto de atenção cadastrado.</w:t>
       </w:r>
     </w:p>
+    <w:p/>
     <w:p>
       <w:pPr>
-        <w:spacing w:before="240" w:after="240"/>
+        <w:spacing w:before="240" w:after="480"/>
+        <w:jc w:val="center"/>
       </w:pPr>
       <w:r>
         <w:rPr>
@@ -2980,7 +2968,6 @@
         <w:t>Recife, data da assinatura eletrônica.</w:t>
       </w:r>
     </w:p>
-    <w:p/>
     <w:p/>
     <w:p>
       <w:pPr>
@@ -3066,7 +3053,8 @@
     <w:p/>
     <w:p>
       <w:pPr>
-        <w:spacing w:before="240" w:after="240"/>
+        <w:spacing w:before="720" w:after="720"/>
+        <w:jc w:val="center"/>
       </w:pPr>
       <w:r>
         <w:rPr>
@@ -3076,7 +3064,6 @@
         <w:t>Ciente e de acordo.</w:t>
       </w:r>
     </w:p>
-    <w:p/>
     <w:p>
       <w:pPr>
         <w:spacing w:after="0"/>

--- a/src/reports/relatorio_6.docx
+++ b/src/reports/relatorio_6.docx
@@ -32,7 +32,7 @@
               <a:graphicData uri="http://schemas.openxmlformats.org/drawingml/2006/picture">
                 <pic:pic>
                   <pic:nvPicPr>
-                    <pic:cNvPr id="0" name="capa_2.jpeg"/>
+                    <pic:cNvPr id="0" name="capa_fiscalizacao.jpeg"/>
                     <pic:cNvPicPr/>
                   </pic:nvPicPr>
                   <pic:blipFill>
@@ -5285,18 +5285,1091 @@
         <w:t xml:space="preserve"> – Determinações para Não Conformidades Identificadas – junho/2025</w:t>
       </w:r>
     </w:p>
-    <w:p>
-      <w:pPr>
+    <w:tbl>
+      <w:tblPr>
+        <w:tblStyle w:val="TableGrid"/>
+        <w:tblW w:type="auto" w:w="0"/>
+        <w:tblLayout w:type="fixed"/>
+        <w:tblLook w:firstColumn="1" w:firstRow="1" w:lastColumn="0" w:lastRow="0" w:noHBand="0" w:noVBand="1" w:val="04A0"/>
         <w:jc w:val="center"/>
-      </w:pPr>
-      <w:r>
-        <w:rPr>
-          <w:rFonts w:ascii="Aptos" w:hAnsi="Aptos"/>
-          <w:sz w:val="20"/>
-        </w:rPr>
-        <w:t>Nenhum registro encontrado.</w:t>
-      </w:r>
-    </w:p>
+        <w:tblBorders>
+          <w:top w:val="single" w:sz="20" w:space="0" w:color="000000"/>
+          <w:left w:val="single" w:sz="20" w:space="0" w:color="000000"/>
+          <w:bottom w:val="single" w:sz="20" w:space="0" w:color="000000"/>
+          <w:right w:val="single" w:sz="20" w:space="0" w:color="000000"/>
+          <w:insideH w:val="single" w:sz="20" w:space="0" w:color="000000"/>
+          <w:insideV w:val="single" w:sz="20" w:space="0" w:color="000000"/>
+        </w:tblBorders>
+      </w:tblPr>
+      <w:tblGrid>
+        <w:gridCol w:w="2094"/>
+        <w:gridCol w:w="2094"/>
+        <w:gridCol w:w="2094"/>
+        <w:gridCol w:w="2094"/>
+        <w:gridCol w:w="2094"/>
+      </w:tblGrid>
+      <w:tr>
+        <w:tc>
+          <w:tcPr>
+            <w:tcW w:type="dxa" w:w="2016"/>
+            <w:gridSpan w:val="2"/>
+            <w:vAlign w:val="center"/>
+            <w:shd w:val="clear" w:color="auto" w:fill="D9D9D9"/>
+            <w:tcMar>
+              <w:top w:w="100" w:type="dxa"/>
+              <w:bottom w:w="100" w:type="dxa"/>
+              <w:left w:w="150" w:type="dxa"/>
+              <w:right w:w="150" w:type="dxa"/>
+            </w:tcMar>
+          </w:tcPr>
+          <w:p>
+            <w:pPr>
+              <w:spacing w:before="0" w:after="0" w:line="240" w:lineRule="auto"/>
+              <w:jc w:val="center"/>
+            </w:pPr>
+            <w:r>
+              <w:rPr>
+                <w:rFonts w:ascii="Aptos" w:hAnsi="Aptos"/>
+                <w:b/>
+                <w:sz w:val="20"/>
+              </w:rPr>
+              <w:t>NÃO CONFORMIDADE (NC)</w:t>
+            </w:r>
+          </w:p>
+        </w:tc>
+        <w:tc>
+          <w:tcPr>
+            <w:tcW w:type="dxa" w:w="1757"/>
+            <w:vMerge w:val="restart"/>
+            <w:vAlign w:val="center"/>
+            <w:shd w:val="clear" w:color="auto" w:fill="D9D9D9"/>
+            <w:tcMar>
+              <w:top w:w="100" w:type="dxa"/>
+              <w:bottom w:w="100" w:type="dxa"/>
+              <w:left w:w="150" w:type="dxa"/>
+              <w:right w:w="150" w:type="dxa"/>
+            </w:tcMar>
+          </w:tcPr>
+          <w:p>
+            <w:pPr>
+              <w:spacing w:before="0" w:after="0" w:line="240" w:lineRule="auto"/>
+              <w:jc w:val="center"/>
+            </w:pPr>
+            <w:r>
+              <w:rPr>
+                <w:rFonts w:ascii="Aptos" w:hAnsi="Aptos"/>
+                <w:b/>
+                <w:sz w:val="20"/>
+              </w:rPr>
+              <w:t>LOCALIZAÇÃO/</w:t>
+              <w:br/>
+              <w:t>REGISTRO FOTOGRÁFICO</w:t>
+            </w:r>
+          </w:p>
+        </w:tc>
+        <w:tc>
+          <w:tcPr>
+            <w:tcW w:type="dxa" w:w="2434"/>
+            <w:vMerge w:val="restart"/>
+            <w:vAlign w:val="center"/>
+            <w:shd w:val="clear" w:color="auto" w:fill="D9D9D9"/>
+            <w:tcMar>
+              <w:top w:w="100" w:type="dxa"/>
+              <w:bottom w:w="100" w:type="dxa"/>
+              <w:left w:w="150" w:type="dxa"/>
+              <w:right w:w="150" w:type="dxa"/>
+            </w:tcMar>
+          </w:tcPr>
+          <w:p>
+            <w:pPr>
+              <w:spacing w:before="0" w:after="0" w:line="240" w:lineRule="auto"/>
+              <w:jc w:val="center"/>
+            </w:pPr>
+            <w:r>
+              <w:rPr>
+                <w:rFonts w:ascii="Aptos" w:hAnsi="Aptos"/>
+                <w:b/>
+                <w:sz w:val="20"/>
+              </w:rPr>
+              <w:t>FUNDAMENTO DA INFRAÇÃO (PDCL)</w:t>
+            </w:r>
+          </w:p>
+        </w:tc>
+        <w:tc>
+          <w:tcPr>
+            <w:tcW w:type="dxa" w:w="2246"/>
+            <w:vMerge w:val="restart"/>
+            <w:vAlign w:val="center"/>
+            <w:shd w:val="clear" w:color="auto" w:fill="D9D9D9"/>
+            <w:tcMar>
+              <w:top w:w="100" w:type="dxa"/>
+              <w:bottom w:w="100" w:type="dxa"/>
+              <w:left w:w="150" w:type="dxa"/>
+              <w:right w:w="150" w:type="dxa"/>
+            </w:tcMar>
+          </w:tcPr>
+          <w:p>
+            <w:pPr>
+              <w:spacing w:before="0" w:after="0" w:line="240" w:lineRule="auto"/>
+              <w:jc w:val="center"/>
+            </w:pPr>
+            <w:r>
+              <w:rPr>
+                <w:rFonts w:ascii="Aptos" w:hAnsi="Aptos"/>
+                <w:b/>
+                <w:sz w:val="20"/>
+              </w:rPr>
+              <w:t>DETERMINAÇÃO</w:t>
+            </w:r>
+          </w:p>
+        </w:tc>
+      </w:tr>
+      <w:tr>
+        <w:tc>
+          <w:tcPr>
+            <w:tcW w:type="dxa" w:w="2016"/>
+            <w:shd w:val="clear" w:color="auto" w:fill="D9D9D9"/>
+            <w:tcMar>
+              <w:top w:w="100" w:type="dxa"/>
+              <w:bottom w:w="100" w:type="dxa"/>
+              <w:left w:w="150" w:type="dxa"/>
+              <w:right w:w="150" w:type="dxa"/>
+            </w:tcMar>
+            <w:vAlign w:val="center"/>
+          </w:tcPr>
+          <w:p>
+            <w:pPr>
+              <w:spacing w:before="0" w:after="0" w:line="240" w:lineRule="auto"/>
+              <w:jc w:val="center"/>
+            </w:pPr>
+            <w:r>
+              <w:rPr>
+                <w:rFonts w:ascii="Aptos" w:hAnsi="Aptos"/>
+                <w:b/>
+                <w:sz w:val="20"/>
+              </w:rPr>
+              <w:t>IDENTIFICAÇÃO</w:t>
+            </w:r>
+          </w:p>
+        </w:tc>
+        <w:tc>
+          <w:tcPr>
+            <w:tcW w:type="dxa" w:w="2016"/>
+            <w:shd w:val="clear" w:color="auto" w:fill="D9D9D9"/>
+            <w:tcMar>
+              <w:top w:w="100" w:type="dxa"/>
+              <w:bottom w:w="100" w:type="dxa"/>
+              <w:left w:w="150" w:type="dxa"/>
+              <w:right w:w="150" w:type="dxa"/>
+            </w:tcMar>
+            <w:vAlign w:val="center"/>
+          </w:tcPr>
+          <w:p>
+            <w:pPr>
+              <w:spacing w:before="0" w:after="0" w:line="240" w:lineRule="auto"/>
+              <w:jc w:val="center"/>
+            </w:pPr>
+            <w:r>
+              <w:rPr>
+                <w:rFonts w:ascii="Aptos" w:hAnsi="Aptos"/>
+                <w:b/>
+                <w:sz w:val="20"/>
+              </w:rPr>
+              <w:t>DESCRIÇÃO</w:t>
+            </w:r>
+          </w:p>
+        </w:tc>
+        <w:tc>
+          <w:tcPr>
+            <w:tcW w:type="dxa" w:w="2094"/>
+            <w:vMerge/>
+          </w:tcPr>
+          <w:p/>
+        </w:tc>
+        <w:tc>
+          <w:tcPr>
+            <w:tcW w:type="dxa" w:w="2094"/>
+            <w:vMerge/>
+          </w:tcPr>
+          <w:p/>
+        </w:tc>
+        <w:tc>
+          <w:tcPr>
+            <w:tcW w:type="dxa" w:w="2094"/>
+            <w:vMerge/>
+          </w:tcPr>
+          <w:p/>
+        </w:tc>
+      </w:tr>
+      <w:tr>
+        <w:tc>
+          <w:tcPr>
+            <w:tcW w:type="dxa" w:w="2016"/>
+            <w:tcMar>
+              <w:top w:w="100" w:type="dxa"/>
+              <w:bottom w:w="100" w:type="dxa"/>
+              <w:left w:w="150" w:type="dxa"/>
+              <w:right w:w="150" w:type="dxa"/>
+            </w:tcMar>
+            <w:vAlign w:val="center"/>
+          </w:tcPr>
+          <w:p>
+            <w:pPr>
+              <w:spacing w:before="0" w:after="0" w:line="240" w:lineRule="auto"/>
+              <w:jc w:val="left"/>
+            </w:pPr>
+            <w:r>
+              <w:rPr>
+                <w:rFonts w:ascii="Aptos" w:hAnsi="Aptos"/>
+                <w:sz w:val="20"/>
+              </w:rPr>
+            </w:r>
+          </w:p>
+        </w:tc>
+        <w:tc>
+          <w:tcPr>
+            <w:tcW w:type="dxa" w:w="2016"/>
+            <w:tcMar>
+              <w:top w:w="100" w:type="dxa"/>
+              <w:bottom w:w="100" w:type="dxa"/>
+              <w:left w:w="150" w:type="dxa"/>
+              <w:right w:w="150" w:type="dxa"/>
+            </w:tcMar>
+            <w:vAlign w:val="center"/>
+          </w:tcPr>
+          <w:p>
+            <w:pPr>
+              <w:spacing w:before="0" w:after="0" w:line="240" w:lineRule="auto"/>
+              <w:jc w:val="both"/>
+            </w:pPr>
+            <w:r>
+              <w:rPr>
+                <w:rFonts w:ascii="Aptos" w:hAnsi="Aptos"/>
+                <w:sz w:val="20"/>
+              </w:rPr>
+              <w:t>CIMENTO NÃO POSICIONADO NA SACADA</w:t>
+            </w:r>
+          </w:p>
+        </w:tc>
+        <w:tc>
+          <w:tcPr>
+            <w:tcW w:type="dxa" w:w="1757"/>
+            <w:tcMar>
+              <w:top w:w="100" w:type="dxa"/>
+              <w:bottom w:w="100" w:type="dxa"/>
+              <w:left w:w="150" w:type="dxa"/>
+              <w:right w:w="150" w:type="dxa"/>
+            </w:tcMar>
+            <w:vAlign w:val="center"/>
+          </w:tcPr>
+          <w:p>
+            <w:pPr>
+              <w:spacing w:before="0" w:after="0" w:line="240" w:lineRule="auto"/>
+              <w:jc w:val="left"/>
+            </w:pPr>
+            <w:r>
+              <w:rPr>
+                <w:rFonts w:ascii="Aptos" w:hAnsi="Aptos"/>
+                <w:sz w:val="20"/>
+              </w:rPr>
+              <w:t>Fotos 1.1, 1.2, 1.3, 1.4, 1.5, 1.6, 1.7, 1.8, 1.9 e 2.0</w:t>
+            </w:r>
+          </w:p>
+        </w:tc>
+        <w:tc>
+          <w:tcPr>
+            <w:tcW w:type="dxa" w:w="2434"/>
+            <w:tcMar>
+              <w:top w:w="100" w:type="dxa"/>
+              <w:bottom w:w="100" w:type="dxa"/>
+              <w:left w:w="150" w:type="dxa"/>
+              <w:right w:w="150" w:type="dxa"/>
+            </w:tcMar>
+            <w:vAlign w:val="center"/>
+          </w:tcPr>
+          <w:p>
+            <w:pPr>
+              <w:spacing w:before="0" w:after="0" w:line="240" w:lineRule="auto"/>
+              <w:jc w:val="left"/>
+            </w:pPr>
+            <w:r>
+              <w:rPr>
+                <w:rFonts w:ascii="Aptos" w:hAnsi="Aptos"/>
+                <w:sz w:val="20"/>
+              </w:rPr>
+            </w:r>
+          </w:p>
+        </w:tc>
+        <w:tc>
+          <w:tcPr>
+            <w:tcW w:type="dxa" w:w="2246"/>
+            <w:tcMar>
+              <w:top w:w="100" w:type="dxa"/>
+              <w:bottom w:w="100" w:type="dxa"/>
+              <w:left w:w="150" w:type="dxa"/>
+              <w:right w:w="150" w:type="dxa"/>
+            </w:tcMar>
+            <w:vAlign w:val="center"/>
+          </w:tcPr>
+          <w:p>
+            <w:pPr>
+              <w:spacing w:before="0" w:after="0" w:line="240" w:lineRule="auto"/>
+              <w:jc w:val="left"/>
+            </w:pPr>
+            <w:r>
+              <w:rPr>
+                <w:rFonts w:ascii="Aptos" w:hAnsi="Aptos"/>
+                <w:sz w:val="20"/>
+              </w:rPr>
+            </w:r>
+          </w:p>
+        </w:tc>
+      </w:tr>
+      <w:tr>
+        <w:tc>
+          <w:tcPr>
+            <w:tcW w:type="dxa" w:w="2016"/>
+            <w:tcMar>
+              <w:top w:w="100" w:type="dxa"/>
+              <w:bottom w:w="100" w:type="dxa"/>
+              <w:left w:w="150" w:type="dxa"/>
+              <w:right w:w="150" w:type="dxa"/>
+            </w:tcMar>
+            <w:vAlign w:val="center"/>
+          </w:tcPr>
+          <w:p>
+            <w:pPr>
+              <w:spacing w:before="0" w:after="0" w:line="240" w:lineRule="auto"/>
+              <w:jc w:val="left"/>
+            </w:pPr>
+            <w:r>
+              <w:rPr>
+                <w:rFonts w:ascii="Aptos" w:hAnsi="Aptos"/>
+                <w:sz w:val="20"/>
+              </w:rPr>
+            </w:r>
+          </w:p>
+        </w:tc>
+        <w:tc>
+          <w:tcPr>
+            <w:tcW w:type="dxa" w:w="2016"/>
+            <w:tcMar>
+              <w:top w:w="100" w:type="dxa"/>
+              <w:bottom w:w="100" w:type="dxa"/>
+              <w:left w:w="150" w:type="dxa"/>
+              <w:right w:w="150" w:type="dxa"/>
+            </w:tcMar>
+            <w:vAlign w:val="center"/>
+          </w:tcPr>
+          <w:p>
+            <w:pPr>
+              <w:spacing w:before="0" w:after="0" w:line="240" w:lineRule="auto"/>
+              <w:jc w:val="both"/>
+            </w:pPr>
+            <w:r>
+              <w:rPr>
+                <w:rFonts w:ascii="Aptos" w:hAnsi="Aptos"/>
+                <w:sz w:val="20"/>
+              </w:rPr>
+              <w:t>Infiltração na coluna de sustentação da estrutura metálica da área de embarque e desembarque do Terminal do Recife (TIP), conforme evidenciado nas fotos 01 e 02, a seguir!!!!!!!</w:t>
+            </w:r>
+          </w:p>
+        </w:tc>
+        <w:tc>
+          <w:tcPr>
+            <w:tcW w:type="dxa" w:w="1757"/>
+            <w:tcMar>
+              <w:top w:w="100" w:type="dxa"/>
+              <w:bottom w:w="100" w:type="dxa"/>
+              <w:left w:w="150" w:type="dxa"/>
+              <w:right w:w="150" w:type="dxa"/>
+            </w:tcMar>
+            <w:vAlign w:val="center"/>
+          </w:tcPr>
+          <w:p>
+            <w:pPr>
+              <w:spacing w:before="0" w:after="0" w:line="240" w:lineRule="auto"/>
+              <w:jc w:val="left"/>
+            </w:pPr>
+            <w:r>
+              <w:rPr>
+                <w:rFonts w:ascii="Aptos" w:hAnsi="Aptos"/>
+                <w:sz w:val="20"/>
+              </w:rPr>
+              <w:t>Foto 1.1</w:t>
+            </w:r>
+          </w:p>
+        </w:tc>
+        <w:tc>
+          <w:tcPr>
+            <w:tcW w:type="dxa" w:w="2434"/>
+            <w:tcMar>
+              <w:top w:w="100" w:type="dxa"/>
+              <w:bottom w:w="100" w:type="dxa"/>
+              <w:left w:w="150" w:type="dxa"/>
+              <w:right w:w="150" w:type="dxa"/>
+            </w:tcMar>
+            <w:vAlign w:val="center"/>
+          </w:tcPr>
+          <w:p>
+            <w:pPr>
+              <w:spacing w:before="0" w:after="0" w:line="240" w:lineRule="auto"/>
+              <w:jc w:val="left"/>
+            </w:pPr>
+            <w:r>
+              <w:rPr>
+                <w:rFonts w:ascii="Aptos" w:hAnsi="Aptos"/>
+                <w:sz w:val="20"/>
+              </w:rPr>
+            </w:r>
+          </w:p>
+        </w:tc>
+        <w:tc>
+          <w:tcPr>
+            <w:tcW w:type="dxa" w:w="2246"/>
+            <w:tcMar>
+              <w:top w:w="100" w:type="dxa"/>
+              <w:bottom w:w="100" w:type="dxa"/>
+              <w:left w:w="150" w:type="dxa"/>
+              <w:right w:w="150" w:type="dxa"/>
+            </w:tcMar>
+            <w:vAlign w:val="center"/>
+          </w:tcPr>
+          <w:p>
+            <w:pPr>
+              <w:spacing w:before="0" w:after="0" w:line="240" w:lineRule="auto"/>
+              <w:jc w:val="left"/>
+            </w:pPr>
+            <w:r>
+              <w:rPr>
+                <w:rFonts w:ascii="Aptos" w:hAnsi="Aptos"/>
+                <w:sz w:val="20"/>
+              </w:rPr>
+            </w:r>
+          </w:p>
+        </w:tc>
+      </w:tr>
+      <w:tr>
+        <w:tc>
+          <w:tcPr>
+            <w:tcW w:type="dxa" w:w="2016"/>
+            <w:tcMar>
+              <w:top w:w="100" w:type="dxa"/>
+              <w:bottom w:w="100" w:type="dxa"/>
+              <w:left w:w="150" w:type="dxa"/>
+              <w:right w:w="150" w:type="dxa"/>
+            </w:tcMar>
+            <w:vAlign w:val="center"/>
+          </w:tcPr>
+          <w:p>
+            <w:pPr>
+              <w:spacing w:before="0" w:after="0" w:line="240" w:lineRule="auto"/>
+              <w:jc w:val="left"/>
+            </w:pPr>
+            <w:r>
+              <w:rPr>
+                <w:rFonts w:ascii="Aptos" w:hAnsi="Aptos"/>
+                <w:sz w:val="20"/>
+              </w:rPr>
+            </w:r>
+          </w:p>
+        </w:tc>
+        <w:tc>
+          <w:tcPr>
+            <w:tcW w:type="dxa" w:w="2016"/>
+            <w:tcMar>
+              <w:top w:w="100" w:type="dxa"/>
+              <w:bottom w:w="100" w:type="dxa"/>
+              <w:left w:w="150" w:type="dxa"/>
+              <w:right w:w="150" w:type="dxa"/>
+            </w:tcMar>
+            <w:vAlign w:val="center"/>
+          </w:tcPr>
+          <w:p>
+            <w:pPr>
+              <w:spacing w:before="0" w:after="0" w:line="240" w:lineRule="auto"/>
+              <w:jc w:val="both"/>
+            </w:pPr>
+            <w:r>
+              <w:rPr>
+                <w:rFonts w:ascii="Aptos" w:hAnsi="Aptos"/>
+                <w:sz w:val="20"/>
+              </w:rPr>
+              <w:t>Falta de manutenção adequada no banheiro feminino para PCD localizado no primeiro andar do Terminal do Recife (TIP), conforme detalhado.</w:t>
+            </w:r>
+          </w:p>
+        </w:tc>
+        <w:tc>
+          <w:tcPr>
+            <w:tcW w:type="dxa" w:w="1757"/>
+            <w:tcMar>
+              <w:top w:w="100" w:type="dxa"/>
+              <w:bottom w:w="100" w:type="dxa"/>
+              <w:left w:w="150" w:type="dxa"/>
+              <w:right w:w="150" w:type="dxa"/>
+            </w:tcMar>
+            <w:vAlign w:val="center"/>
+          </w:tcPr>
+          <w:p>
+            <w:pPr>
+              <w:spacing w:before="0" w:after="0" w:line="240" w:lineRule="auto"/>
+              <w:jc w:val="left"/>
+            </w:pPr>
+            <w:r>
+              <w:rPr>
+                <w:rFonts w:ascii="Aptos" w:hAnsi="Aptos"/>
+                <w:sz w:val="20"/>
+              </w:rPr>
+              <w:t>Foto 1.1</w:t>
+            </w:r>
+          </w:p>
+        </w:tc>
+        <w:tc>
+          <w:tcPr>
+            <w:tcW w:type="dxa" w:w="2434"/>
+            <w:tcMar>
+              <w:top w:w="100" w:type="dxa"/>
+              <w:bottom w:w="100" w:type="dxa"/>
+              <w:left w:w="150" w:type="dxa"/>
+              <w:right w:w="150" w:type="dxa"/>
+            </w:tcMar>
+            <w:vAlign w:val="center"/>
+          </w:tcPr>
+          <w:p>
+            <w:pPr>
+              <w:spacing w:before="0" w:after="0" w:line="240" w:lineRule="auto"/>
+              <w:jc w:val="left"/>
+            </w:pPr>
+            <w:r>
+              <w:rPr>
+                <w:rFonts w:ascii="Aptos" w:hAnsi="Aptos"/>
+                <w:sz w:val="20"/>
+              </w:rPr>
+            </w:r>
+          </w:p>
+        </w:tc>
+        <w:tc>
+          <w:tcPr>
+            <w:tcW w:type="dxa" w:w="2246"/>
+            <w:tcMar>
+              <w:top w:w="100" w:type="dxa"/>
+              <w:bottom w:w="100" w:type="dxa"/>
+              <w:left w:w="150" w:type="dxa"/>
+              <w:right w:w="150" w:type="dxa"/>
+            </w:tcMar>
+            <w:vAlign w:val="center"/>
+          </w:tcPr>
+          <w:p>
+            <w:pPr>
+              <w:spacing w:before="0" w:after="0" w:line="240" w:lineRule="auto"/>
+              <w:jc w:val="left"/>
+            </w:pPr>
+            <w:r>
+              <w:rPr>
+                <w:rFonts w:ascii="Aptos" w:hAnsi="Aptos"/>
+                <w:sz w:val="20"/>
+              </w:rPr>
+            </w:r>
+          </w:p>
+        </w:tc>
+      </w:tr>
+      <w:tr>
+        <w:tc>
+          <w:tcPr>
+            <w:tcW w:type="dxa" w:w="2016"/>
+            <w:tcMar>
+              <w:top w:w="100" w:type="dxa"/>
+              <w:bottom w:w="100" w:type="dxa"/>
+              <w:left w:w="150" w:type="dxa"/>
+              <w:right w:w="150" w:type="dxa"/>
+            </w:tcMar>
+            <w:vAlign w:val="center"/>
+          </w:tcPr>
+          <w:p>
+            <w:pPr>
+              <w:spacing w:before="0" w:after="0" w:line="240" w:lineRule="auto"/>
+              <w:jc w:val="left"/>
+            </w:pPr>
+            <w:r>
+              <w:rPr>
+                <w:rFonts w:ascii="Aptos" w:hAnsi="Aptos"/>
+                <w:sz w:val="20"/>
+              </w:rPr>
+            </w:r>
+          </w:p>
+        </w:tc>
+        <w:tc>
+          <w:tcPr>
+            <w:tcW w:type="dxa" w:w="2016"/>
+            <w:tcMar>
+              <w:top w:w="100" w:type="dxa"/>
+              <w:bottom w:w="100" w:type="dxa"/>
+              <w:left w:w="150" w:type="dxa"/>
+              <w:right w:w="150" w:type="dxa"/>
+            </w:tcMar>
+            <w:vAlign w:val="center"/>
+          </w:tcPr>
+          <w:p>
+            <w:pPr>
+              <w:spacing w:before="0" w:after="0" w:line="240" w:lineRule="auto"/>
+              <w:jc w:val="both"/>
+            </w:pPr>
+            <w:r>
+              <w:rPr>
+                <w:rFonts w:ascii="Aptos" w:hAnsi="Aptos"/>
+                <w:sz w:val="20"/>
+              </w:rPr>
+              <w:t>Espelho oxidado, conforme evidenciado na foto 03, a seguir.</w:t>
+            </w:r>
+          </w:p>
+        </w:tc>
+        <w:tc>
+          <w:tcPr>
+            <w:tcW w:type="dxa" w:w="1757"/>
+            <w:tcMar>
+              <w:top w:w="100" w:type="dxa"/>
+              <w:bottom w:w="100" w:type="dxa"/>
+              <w:left w:w="150" w:type="dxa"/>
+              <w:right w:w="150" w:type="dxa"/>
+            </w:tcMar>
+            <w:vAlign w:val="center"/>
+          </w:tcPr>
+          <w:p>
+            <w:pPr>
+              <w:spacing w:before="0" w:after="0" w:line="240" w:lineRule="auto"/>
+              <w:jc w:val="left"/>
+            </w:pPr>
+            <w:r>
+              <w:rPr>
+                <w:rFonts w:ascii="Aptos" w:hAnsi="Aptos"/>
+                <w:sz w:val="20"/>
+              </w:rPr>
+              <w:t>Foto 1.2</w:t>
+            </w:r>
+          </w:p>
+        </w:tc>
+        <w:tc>
+          <w:tcPr>
+            <w:tcW w:type="dxa" w:w="2434"/>
+            <w:tcMar>
+              <w:top w:w="100" w:type="dxa"/>
+              <w:bottom w:w="100" w:type="dxa"/>
+              <w:left w:w="150" w:type="dxa"/>
+              <w:right w:w="150" w:type="dxa"/>
+            </w:tcMar>
+            <w:vAlign w:val="center"/>
+          </w:tcPr>
+          <w:p>
+            <w:pPr>
+              <w:spacing w:before="0" w:after="0" w:line="240" w:lineRule="auto"/>
+              <w:jc w:val="left"/>
+            </w:pPr>
+            <w:r>
+              <w:rPr>
+                <w:rFonts w:ascii="Aptos" w:hAnsi="Aptos"/>
+                <w:sz w:val="20"/>
+              </w:rPr>
+            </w:r>
+          </w:p>
+        </w:tc>
+        <w:tc>
+          <w:tcPr>
+            <w:tcW w:type="dxa" w:w="2246"/>
+            <w:tcMar>
+              <w:top w:w="100" w:type="dxa"/>
+              <w:bottom w:w="100" w:type="dxa"/>
+              <w:left w:w="150" w:type="dxa"/>
+              <w:right w:w="150" w:type="dxa"/>
+            </w:tcMar>
+            <w:vAlign w:val="center"/>
+          </w:tcPr>
+          <w:p>
+            <w:pPr>
+              <w:spacing w:before="0" w:after="0" w:line="240" w:lineRule="auto"/>
+              <w:jc w:val="left"/>
+            </w:pPr>
+            <w:r>
+              <w:rPr>
+                <w:rFonts w:ascii="Aptos" w:hAnsi="Aptos"/>
+                <w:sz w:val="20"/>
+              </w:rPr>
+            </w:r>
+          </w:p>
+        </w:tc>
+      </w:tr>
+      <w:tr>
+        <w:tc>
+          <w:tcPr>
+            <w:tcW w:type="dxa" w:w="2016"/>
+            <w:tcMar>
+              <w:top w:w="100" w:type="dxa"/>
+              <w:bottom w:w="100" w:type="dxa"/>
+              <w:left w:w="150" w:type="dxa"/>
+              <w:right w:w="150" w:type="dxa"/>
+            </w:tcMar>
+            <w:vAlign w:val="center"/>
+          </w:tcPr>
+          <w:p>
+            <w:pPr>
+              <w:spacing w:before="0" w:after="0" w:line="240" w:lineRule="auto"/>
+              <w:jc w:val="left"/>
+            </w:pPr>
+            <w:r>
+              <w:rPr>
+                <w:rFonts w:ascii="Aptos" w:hAnsi="Aptos"/>
+                <w:sz w:val="20"/>
+              </w:rPr>
+            </w:r>
+          </w:p>
+        </w:tc>
+        <w:tc>
+          <w:tcPr>
+            <w:tcW w:type="dxa" w:w="2016"/>
+            <w:tcMar>
+              <w:top w:w="100" w:type="dxa"/>
+              <w:bottom w:w="100" w:type="dxa"/>
+              <w:left w:w="150" w:type="dxa"/>
+              <w:right w:w="150" w:type="dxa"/>
+            </w:tcMar>
+            <w:vAlign w:val="center"/>
+          </w:tcPr>
+          <w:p>
+            <w:pPr>
+              <w:spacing w:before="0" w:after="0" w:line="240" w:lineRule="auto"/>
+              <w:jc w:val="both"/>
+            </w:pPr>
+            <w:r>
+              <w:rPr>
+                <w:rFonts w:ascii="Aptos" w:hAnsi="Aptos"/>
+                <w:sz w:val="20"/>
+              </w:rPr>
+              <w:t>Barra oxidada em torno da pian cofnorme foto 01 e foto 02.</w:t>
+            </w:r>
+          </w:p>
+        </w:tc>
+        <w:tc>
+          <w:tcPr>
+            <w:tcW w:type="dxa" w:w="1757"/>
+            <w:tcMar>
+              <w:top w:w="100" w:type="dxa"/>
+              <w:bottom w:w="100" w:type="dxa"/>
+              <w:left w:w="150" w:type="dxa"/>
+              <w:right w:w="150" w:type="dxa"/>
+            </w:tcMar>
+            <w:vAlign w:val="center"/>
+          </w:tcPr>
+          <w:p>
+            <w:pPr>
+              <w:spacing w:before="0" w:after="0" w:line="240" w:lineRule="auto"/>
+              <w:jc w:val="left"/>
+            </w:pPr>
+            <w:r>
+              <w:rPr>
+                <w:rFonts w:ascii="Aptos" w:hAnsi="Aptos"/>
+                <w:sz w:val="20"/>
+              </w:rPr>
+              <w:t>Foto 1.3</w:t>
+            </w:r>
+          </w:p>
+        </w:tc>
+        <w:tc>
+          <w:tcPr>
+            <w:tcW w:type="dxa" w:w="2434"/>
+            <w:tcMar>
+              <w:top w:w="100" w:type="dxa"/>
+              <w:bottom w:w="100" w:type="dxa"/>
+              <w:left w:w="150" w:type="dxa"/>
+              <w:right w:w="150" w:type="dxa"/>
+            </w:tcMar>
+            <w:vAlign w:val="center"/>
+          </w:tcPr>
+          <w:p>
+            <w:pPr>
+              <w:spacing w:before="0" w:after="0" w:line="240" w:lineRule="auto"/>
+              <w:jc w:val="left"/>
+            </w:pPr>
+            <w:r>
+              <w:rPr>
+                <w:rFonts w:ascii="Aptos" w:hAnsi="Aptos"/>
+                <w:sz w:val="20"/>
+              </w:rPr>
+            </w:r>
+          </w:p>
+        </w:tc>
+        <w:tc>
+          <w:tcPr>
+            <w:tcW w:type="dxa" w:w="2246"/>
+            <w:tcMar>
+              <w:top w:w="100" w:type="dxa"/>
+              <w:bottom w:w="100" w:type="dxa"/>
+              <w:left w:w="150" w:type="dxa"/>
+              <w:right w:w="150" w:type="dxa"/>
+            </w:tcMar>
+            <w:vAlign w:val="center"/>
+          </w:tcPr>
+          <w:p>
+            <w:pPr>
+              <w:spacing w:before="0" w:after="0" w:line="240" w:lineRule="auto"/>
+              <w:jc w:val="left"/>
+            </w:pPr>
+            <w:r>
+              <w:rPr>
+                <w:rFonts w:ascii="Aptos" w:hAnsi="Aptos"/>
+                <w:sz w:val="20"/>
+              </w:rPr>
+            </w:r>
+          </w:p>
+        </w:tc>
+      </w:tr>
+      <w:tr>
+        <w:tc>
+          <w:tcPr>
+            <w:tcW w:type="dxa" w:w="2016"/>
+            <w:tcMar>
+              <w:top w:w="100" w:type="dxa"/>
+              <w:bottom w:w="100" w:type="dxa"/>
+              <w:left w:w="150" w:type="dxa"/>
+              <w:right w:w="150" w:type="dxa"/>
+            </w:tcMar>
+            <w:vAlign w:val="center"/>
+          </w:tcPr>
+          <w:p>
+            <w:pPr>
+              <w:spacing w:before="0" w:after="0" w:line="240" w:lineRule="auto"/>
+              <w:jc w:val="left"/>
+            </w:pPr>
+            <w:r>
+              <w:rPr>
+                <w:rFonts w:ascii="Aptos" w:hAnsi="Aptos"/>
+                <w:sz w:val="20"/>
+              </w:rPr>
+            </w:r>
+          </w:p>
+        </w:tc>
+        <w:tc>
+          <w:tcPr>
+            <w:tcW w:type="dxa" w:w="2016"/>
+            <w:tcMar>
+              <w:top w:w="100" w:type="dxa"/>
+              <w:bottom w:w="100" w:type="dxa"/>
+              <w:left w:w="150" w:type="dxa"/>
+              <w:right w:w="150" w:type="dxa"/>
+            </w:tcMar>
+            <w:vAlign w:val="center"/>
+          </w:tcPr>
+          <w:p>
+            <w:pPr>
+              <w:spacing w:before="0" w:after="0" w:line="240" w:lineRule="auto"/>
+              <w:jc w:val="both"/>
+            </w:pPr>
+            <w:r>
+              <w:rPr>
+                <w:rFonts w:ascii="Aptos" w:hAnsi="Aptos"/>
+                <w:sz w:val="20"/>
+              </w:rPr>
+              <w:t>Barra de apoio vertical oxidada, conforme foto 04, a seguir.</w:t>
+            </w:r>
+          </w:p>
+        </w:tc>
+        <w:tc>
+          <w:tcPr>
+            <w:tcW w:type="dxa" w:w="1757"/>
+            <w:tcMar>
+              <w:top w:w="100" w:type="dxa"/>
+              <w:bottom w:w="100" w:type="dxa"/>
+              <w:left w:w="150" w:type="dxa"/>
+              <w:right w:w="150" w:type="dxa"/>
+            </w:tcMar>
+            <w:vAlign w:val="center"/>
+          </w:tcPr>
+          <w:p>
+            <w:pPr>
+              <w:spacing w:before="0" w:after="0" w:line="240" w:lineRule="auto"/>
+              <w:jc w:val="left"/>
+            </w:pPr>
+            <w:r>
+              <w:rPr>
+                <w:rFonts w:ascii="Aptos" w:hAnsi="Aptos"/>
+                <w:sz w:val="20"/>
+              </w:rPr>
+              <w:t>Foto 1.4</w:t>
+            </w:r>
+          </w:p>
+        </w:tc>
+        <w:tc>
+          <w:tcPr>
+            <w:tcW w:type="dxa" w:w="2434"/>
+            <w:tcMar>
+              <w:top w:w="100" w:type="dxa"/>
+              <w:bottom w:w="100" w:type="dxa"/>
+              <w:left w:w="150" w:type="dxa"/>
+              <w:right w:w="150" w:type="dxa"/>
+            </w:tcMar>
+            <w:vAlign w:val="center"/>
+          </w:tcPr>
+          <w:p>
+            <w:pPr>
+              <w:spacing w:before="0" w:after="0" w:line="240" w:lineRule="auto"/>
+              <w:jc w:val="left"/>
+            </w:pPr>
+            <w:r>
+              <w:rPr>
+                <w:rFonts w:ascii="Aptos" w:hAnsi="Aptos"/>
+                <w:sz w:val="20"/>
+              </w:rPr>
+            </w:r>
+          </w:p>
+        </w:tc>
+        <w:tc>
+          <w:tcPr>
+            <w:tcW w:type="dxa" w:w="2246"/>
+            <w:tcMar>
+              <w:top w:w="100" w:type="dxa"/>
+              <w:bottom w:w="100" w:type="dxa"/>
+              <w:left w:w="150" w:type="dxa"/>
+              <w:right w:w="150" w:type="dxa"/>
+            </w:tcMar>
+            <w:vAlign w:val="center"/>
+          </w:tcPr>
+          <w:p>
+            <w:pPr>
+              <w:spacing w:before="0" w:after="0" w:line="240" w:lineRule="auto"/>
+              <w:jc w:val="left"/>
+            </w:pPr>
+            <w:r>
+              <w:rPr>
+                <w:rFonts w:ascii="Aptos" w:hAnsi="Aptos"/>
+                <w:sz w:val="20"/>
+              </w:rPr>
+            </w:r>
+          </w:p>
+        </w:tc>
+      </w:tr>
+      <w:tr>
+        <w:tc>
+          <w:tcPr>
+            <w:tcW w:type="dxa" w:w="2016"/>
+            <w:tcMar>
+              <w:top w:w="100" w:type="dxa"/>
+              <w:bottom w:w="100" w:type="dxa"/>
+              <w:left w:w="150" w:type="dxa"/>
+              <w:right w:w="150" w:type="dxa"/>
+            </w:tcMar>
+            <w:vAlign w:val="center"/>
+          </w:tcPr>
+          <w:p>
+            <w:pPr>
+              <w:spacing w:before="0" w:after="0" w:line="240" w:lineRule="auto"/>
+              <w:jc w:val="left"/>
+            </w:pPr>
+            <w:r>
+              <w:rPr>
+                <w:rFonts w:ascii="Aptos" w:hAnsi="Aptos"/>
+                <w:sz w:val="20"/>
+              </w:rPr>
+            </w:r>
+          </w:p>
+        </w:tc>
+        <w:tc>
+          <w:tcPr>
+            <w:tcW w:type="dxa" w:w="2016"/>
+            <w:tcMar>
+              <w:top w:w="100" w:type="dxa"/>
+              <w:bottom w:w="100" w:type="dxa"/>
+              <w:left w:w="150" w:type="dxa"/>
+              <w:right w:w="150" w:type="dxa"/>
+            </w:tcMar>
+            <w:vAlign w:val="center"/>
+          </w:tcPr>
+          <w:p>
+            <w:pPr>
+              <w:spacing w:before="0" w:after="0" w:line="240" w:lineRule="auto"/>
+              <w:jc w:val="both"/>
+            </w:pPr>
+            <w:r>
+              <w:rPr>
+                <w:rFonts w:ascii="Aptos" w:hAnsi="Aptos"/>
+                <w:sz w:val="20"/>
+              </w:rPr>
+              <w:t>Piso desgastado na entrada do banheiro feminino do TIP em 20/03/2025;</w:t>
+            </w:r>
+          </w:p>
+        </w:tc>
+        <w:tc>
+          <w:tcPr>
+            <w:tcW w:type="dxa" w:w="1757"/>
+            <w:tcMar>
+              <w:top w:w="100" w:type="dxa"/>
+              <w:bottom w:w="100" w:type="dxa"/>
+              <w:left w:w="150" w:type="dxa"/>
+              <w:right w:w="150" w:type="dxa"/>
+            </w:tcMar>
+            <w:vAlign w:val="center"/>
+          </w:tcPr>
+          <w:p>
+            <w:pPr>
+              <w:spacing w:before="0" w:after="0" w:line="240" w:lineRule="auto"/>
+              <w:jc w:val="left"/>
+            </w:pPr>
+            <w:r>
+              <w:rPr>
+                <w:rFonts w:ascii="Aptos" w:hAnsi="Aptos"/>
+                <w:sz w:val="20"/>
+              </w:rPr>
+              <w:t>Fotos 1.0, 1.1, 1.11, 1.12, 1.13, 1.14, 1.15, 1.16, 1.17, 1.18, 1.19, 1.2, 1.21, 1.22, 1.23, 1.24, 1.3, 1.4, 1.5, 1.6, 1.7, 1.8 e 1.9</w:t>
+            </w:r>
+          </w:p>
+        </w:tc>
+        <w:tc>
+          <w:tcPr>
+            <w:tcW w:type="dxa" w:w="2434"/>
+            <w:tcMar>
+              <w:top w:w="100" w:type="dxa"/>
+              <w:bottom w:w="100" w:type="dxa"/>
+              <w:left w:w="150" w:type="dxa"/>
+              <w:right w:w="150" w:type="dxa"/>
+            </w:tcMar>
+            <w:vAlign w:val="center"/>
+          </w:tcPr>
+          <w:p>
+            <w:pPr>
+              <w:spacing w:before="0" w:after="0" w:line="240" w:lineRule="auto"/>
+              <w:jc w:val="left"/>
+            </w:pPr>
+            <w:r>
+              <w:rPr>
+                <w:rFonts w:ascii="Aptos" w:hAnsi="Aptos"/>
+                <w:sz w:val="20"/>
+              </w:rPr>
+            </w:r>
+          </w:p>
+        </w:tc>
+        <w:tc>
+          <w:tcPr>
+            <w:tcW w:type="dxa" w:w="2246"/>
+            <w:tcMar>
+              <w:top w:w="100" w:type="dxa"/>
+              <w:bottom w:w="100" w:type="dxa"/>
+              <w:left w:w="150" w:type="dxa"/>
+              <w:right w:w="150" w:type="dxa"/>
+            </w:tcMar>
+            <w:vAlign w:val="center"/>
+          </w:tcPr>
+          <w:p>
+            <w:pPr>
+              <w:spacing w:before="0" w:after="0" w:line="240" w:lineRule="auto"/>
+              <w:jc w:val="left"/>
+            </w:pPr>
+            <w:r>
+              <w:rPr>
+                <w:rFonts w:ascii="Aptos" w:hAnsi="Aptos"/>
+                <w:sz w:val="20"/>
+              </w:rPr>
+            </w:r>
+          </w:p>
+        </w:tc>
+      </w:tr>
+    </w:tbl>
     <w:p/>
     <w:p>
       <w:pPr>
@@ -5530,15 +6603,2351 @@
         <w:t>APÊNDICE A – REGISTROS FOTOGRÁFICOS DAS NÃO CONFORMIDADES</w:t>
       </w:r>
     </w:p>
-    <w:p>
-      <w:r>
-        <w:rPr>
-          <w:rFonts w:ascii="Aptos" w:hAnsi="Aptos"/>
-          <w:sz w:val="22"/>
-        </w:rPr>
-        <w:t>Nenhum registro fotográfico de não conformidade cadastrado.</w:t>
-      </w:r>
-    </w:p>
+    <w:tbl>
+      <w:tblPr>
+        <w:tblStyle w:val="TableGrid"/>
+        <w:tblW w:type="auto" w:w="0"/>
+        <w:jc w:val="center"/>
+        <w:tblLayout w:type="fixed"/>
+        <w:tblLook w:firstColumn="1" w:firstRow="1" w:lastColumn="0" w:lastRow="0" w:noHBand="0" w:noVBand="1" w:val="04A0"/>
+      </w:tblPr>
+      <w:tblGrid>
+        <w:gridCol w:w="5234"/>
+        <w:gridCol w:w="5234"/>
+      </w:tblGrid>
+      <w:tr>
+        <w:tc>
+          <w:tcPr>
+            <w:tcW w:type="dxa" w:w="10469"/>
+            <w:gridSpan w:val="2"/>
+          </w:tcPr>
+          <w:p>
+            <w:pPr>
+              <w:spacing w:before="120" w:after="120"/>
+              <w:jc w:val="center"/>
+            </w:pPr>
+            <w:r>
+              <w:rPr>
+                <w:rFonts w:ascii="Aptos" w:hAnsi="Aptos"/>
+                <w:b/>
+                <w:sz w:val="22"/>
+              </w:rPr>
+              <w:t>Terminal Rodoviário do Recife - TIP, Pista sentido Única</w:t>
+            </w:r>
+          </w:p>
+        </w:tc>
+      </w:tr>
+      <w:tr>
+        <w:tc>
+          <w:tcPr>
+            <w:tcW w:type="dxa" w:w="5234"/>
+          </w:tcPr>
+          <w:p>
+            <w:pPr>
+              <w:spacing w:before="80" w:after="80"/>
+              <w:ind w:left="0" w:firstLine="0"/>
+              <w:jc w:val="center"/>
+            </w:pPr>
+          </w:p>
+        </w:tc>
+        <w:tc>
+          <w:tcPr>
+            <w:tcW w:type="dxa" w:w="5234"/>
+          </w:tcPr>
+          <w:p>
+            <w:pPr>
+              <w:spacing w:before="80" w:after="80"/>
+              <w:ind w:left="0" w:firstLine="0"/>
+              <w:jc w:val="center"/>
+            </w:pPr>
+          </w:p>
+        </w:tc>
+      </w:tr>
+      <w:tr>
+        <w:tc>
+          <w:tcPr>
+            <w:tcW w:type="dxa" w:w="5234"/>
+          </w:tcPr>
+          <w:p>
+            <w:pPr>
+              <w:spacing w:before="80" w:after="80"/>
+              <w:ind w:left="0" w:firstLine="0"/>
+              <w:jc w:val="both"/>
+            </w:pPr>
+            <w:r>
+              <w:rPr>
+                <w:rFonts w:ascii="Aptos" w:hAnsi="Aptos"/>
+                <w:sz w:val="20"/>
+              </w:rPr>
+              <w:t>Foto 1.1 – Infiltração em coluna de sustentação do Terminal do recife, (12/06/2025).</w:t>
+            </w:r>
+          </w:p>
+        </w:tc>
+        <w:tc>
+          <w:tcPr>
+            <w:tcW w:type="dxa" w:w="5234"/>
+          </w:tcPr>
+          <w:p>
+            <w:pPr>
+              <w:spacing w:before="80" w:after="80"/>
+              <w:ind w:left="0" w:firstLine="0"/>
+              <w:jc w:val="both"/>
+            </w:pPr>
+            <w:r>
+              <w:rPr>
+                <w:rFonts w:ascii="Aptos" w:hAnsi="Aptos"/>
+                <w:sz w:val="20"/>
+              </w:rPr>
+              <w:t>Foto 1.2 – Infiltração em coluna de sustentação do Terminal do recife, (12/06/2025).</w:t>
+            </w:r>
+          </w:p>
+        </w:tc>
+      </w:tr>
+      <w:tr>
+        <w:tc>
+          <w:tcPr>
+            <w:tcW w:type="dxa" w:w="5234"/>
+          </w:tcPr>
+          <w:p>
+            <w:pPr>
+              <w:spacing w:before="80" w:after="80"/>
+              <w:ind w:left="0" w:firstLine="0"/>
+              <w:jc w:val="center"/>
+            </w:pPr>
+          </w:p>
+        </w:tc>
+        <w:tc>
+          <w:tcPr>
+            <w:tcW w:type="dxa" w:w="5234"/>
+          </w:tcPr>
+          <w:p>
+            <w:pPr>
+              <w:spacing w:before="80" w:after="80"/>
+              <w:ind w:left="0" w:firstLine="0"/>
+              <w:jc w:val="center"/>
+            </w:pPr>
+          </w:p>
+        </w:tc>
+      </w:tr>
+      <w:tr>
+        <w:tc>
+          <w:tcPr>
+            <w:tcW w:type="dxa" w:w="5234"/>
+          </w:tcPr>
+          <w:p>
+            <w:pPr>
+              <w:spacing w:before="80" w:after="80"/>
+              <w:ind w:left="0" w:firstLine="0"/>
+              <w:jc w:val="both"/>
+            </w:pPr>
+            <w:r>
+              <w:rPr>
+                <w:rFonts w:ascii="Aptos" w:hAnsi="Aptos"/>
+                <w:sz w:val="20"/>
+              </w:rPr>
+              <w:t>Foto 1.3 – Infiltração em coluna de sustentação do Terminal do recife, (12/06/2025).</w:t>
+            </w:r>
+          </w:p>
+        </w:tc>
+        <w:tc>
+          <w:tcPr>
+            <w:tcW w:type="dxa" w:w="5234"/>
+          </w:tcPr>
+          <w:p>
+            <w:pPr>
+              <w:spacing w:before="80" w:after="80"/>
+              <w:ind w:left="0" w:firstLine="0"/>
+              <w:jc w:val="both"/>
+            </w:pPr>
+            <w:r>
+              <w:rPr>
+                <w:rFonts w:ascii="Aptos" w:hAnsi="Aptos"/>
+                <w:sz w:val="20"/>
+              </w:rPr>
+              <w:t>Foto 1.4 – Infiltração em coluna de sustentação do Terminal do recife, (12/06/2025).</w:t>
+            </w:r>
+          </w:p>
+        </w:tc>
+      </w:tr>
+      <w:tr>
+        <w:tc>
+          <w:tcPr>
+            <w:tcW w:type="dxa" w:w="5234"/>
+          </w:tcPr>
+          <w:p>
+            <w:pPr>
+              <w:spacing w:before="80" w:after="80"/>
+              <w:ind w:left="0" w:firstLine="0"/>
+              <w:jc w:val="center"/>
+            </w:pPr>
+          </w:p>
+        </w:tc>
+        <w:tc>
+          <w:tcPr>
+            <w:tcW w:type="dxa" w:w="5234"/>
+          </w:tcPr>
+          <w:p>
+            <w:pPr>
+              <w:spacing w:before="80" w:after="80"/>
+              <w:ind w:left="0" w:firstLine="0"/>
+              <w:jc w:val="center"/>
+            </w:pPr>
+          </w:p>
+        </w:tc>
+      </w:tr>
+      <w:tr>
+        <w:tc>
+          <w:tcPr>
+            <w:tcW w:type="dxa" w:w="5234"/>
+          </w:tcPr>
+          <w:p>
+            <w:pPr>
+              <w:spacing w:before="80" w:after="80"/>
+              <w:ind w:left="0" w:firstLine="0"/>
+              <w:jc w:val="both"/>
+            </w:pPr>
+            <w:r>
+              <w:rPr>
+                <w:rFonts w:ascii="Aptos" w:hAnsi="Aptos"/>
+                <w:sz w:val="20"/>
+              </w:rPr>
+              <w:t>Foto 1.5 – Infiltração em coluna de sustentação do Terminal do recife, (12/06/2025).</w:t>
+            </w:r>
+          </w:p>
+        </w:tc>
+        <w:tc>
+          <w:tcPr>
+            <w:tcW w:type="dxa" w:w="5234"/>
+          </w:tcPr>
+          <w:p>
+            <w:pPr>
+              <w:spacing w:before="80" w:after="80"/>
+              <w:ind w:left="0" w:firstLine="0"/>
+              <w:jc w:val="both"/>
+            </w:pPr>
+            <w:r>
+              <w:rPr>
+                <w:rFonts w:ascii="Aptos" w:hAnsi="Aptos"/>
+                <w:sz w:val="20"/>
+              </w:rPr>
+              <w:t>Foto 1.6 – Infiltração em coluna de sustentação do Terminal do recife, (12/06/2025).</w:t>
+            </w:r>
+          </w:p>
+        </w:tc>
+      </w:tr>
+      <w:tr>
+        <w:tc>
+          <w:tcPr>
+            <w:tcW w:type="dxa" w:w="5234"/>
+          </w:tcPr>
+          <w:p>
+            <w:pPr>
+              <w:spacing w:before="80" w:after="80"/>
+              <w:ind w:left="0" w:firstLine="0"/>
+              <w:jc w:val="center"/>
+            </w:pPr>
+          </w:p>
+        </w:tc>
+        <w:tc>
+          <w:tcPr>
+            <w:tcW w:type="dxa" w:w="5234"/>
+          </w:tcPr>
+          <w:p>
+            <w:pPr>
+              <w:spacing w:before="80" w:after="80"/>
+              <w:ind w:left="0" w:firstLine="0"/>
+              <w:jc w:val="center"/>
+            </w:pPr>
+          </w:p>
+        </w:tc>
+      </w:tr>
+      <w:tr>
+        <w:tc>
+          <w:tcPr>
+            <w:tcW w:type="dxa" w:w="5234"/>
+          </w:tcPr>
+          <w:p>
+            <w:pPr>
+              <w:spacing w:before="80" w:after="80"/>
+              <w:ind w:left="0" w:firstLine="0"/>
+              <w:jc w:val="both"/>
+            </w:pPr>
+            <w:r>
+              <w:rPr>
+                <w:rFonts w:ascii="Aptos" w:hAnsi="Aptos"/>
+                <w:sz w:val="20"/>
+              </w:rPr>
+              <w:t>Foto 1.7 – Infiltração em coluna de sustentação do Terminal do recife, (12/06/2025).</w:t>
+            </w:r>
+          </w:p>
+        </w:tc>
+        <w:tc>
+          <w:tcPr>
+            <w:tcW w:type="dxa" w:w="5234"/>
+          </w:tcPr>
+          <w:p>
+            <w:pPr>
+              <w:spacing w:before="80" w:after="80"/>
+              <w:ind w:left="0" w:firstLine="0"/>
+              <w:jc w:val="both"/>
+            </w:pPr>
+            <w:r>
+              <w:rPr>
+                <w:rFonts w:ascii="Aptos" w:hAnsi="Aptos"/>
+                <w:sz w:val="20"/>
+              </w:rPr>
+              <w:t>Foto 1.8 – Infiltração em coluna de sustentação do Terminal do recife, (12/06/2025).</w:t>
+            </w:r>
+          </w:p>
+        </w:tc>
+      </w:tr>
+      <w:tr>
+        <w:tc>
+          <w:tcPr>
+            <w:tcW w:type="dxa" w:w="5234"/>
+          </w:tcPr>
+          <w:p>
+            <w:pPr>
+              <w:spacing w:before="80" w:after="80"/>
+              <w:ind w:left="0" w:firstLine="0"/>
+              <w:jc w:val="center"/>
+            </w:pPr>
+          </w:p>
+        </w:tc>
+        <w:tc>
+          <w:tcPr>
+            <w:tcW w:type="dxa" w:w="5234"/>
+          </w:tcPr>
+          <w:p>
+            <w:pPr>
+              <w:spacing w:before="80" w:after="80"/>
+              <w:ind w:left="0" w:firstLine="0"/>
+              <w:jc w:val="center"/>
+            </w:pPr>
+          </w:p>
+        </w:tc>
+      </w:tr>
+      <w:tr>
+        <w:tc>
+          <w:tcPr>
+            <w:tcW w:type="dxa" w:w="5234"/>
+          </w:tcPr>
+          <w:p>
+            <w:pPr>
+              <w:spacing w:before="80" w:after="80"/>
+              <w:ind w:left="0" w:firstLine="0"/>
+              <w:jc w:val="both"/>
+            </w:pPr>
+            <w:r>
+              <w:rPr>
+                <w:rFonts w:ascii="Aptos" w:hAnsi="Aptos"/>
+                <w:sz w:val="20"/>
+              </w:rPr>
+              <w:t>Foto 1.9 – Infiltração em coluna de sustentação do Terminal do recife, (12/06/2025).</w:t>
+            </w:r>
+          </w:p>
+        </w:tc>
+        <w:tc>
+          <w:tcPr>
+            <w:tcW w:type="dxa" w:w="5234"/>
+          </w:tcPr>
+          <w:p>
+            <w:pPr>
+              <w:spacing w:before="80" w:after="80"/>
+              <w:ind w:left="0" w:firstLine="0"/>
+              <w:jc w:val="both"/>
+            </w:pPr>
+            <w:r>
+              <w:rPr>
+                <w:rFonts w:ascii="Aptos" w:hAnsi="Aptos"/>
+                <w:sz w:val="20"/>
+              </w:rPr>
+              <w:t>Foto 2.0 – Infiltração em coluna de sustentação do Terminal do recife, (12/06/2025).</w:t>
+            </w:r>
+          </w:p>
+        </w:tc>
+      </w:tr>
+      <w:tr>
+        <w:tc>
+          <w:tcPr>
+            <w:tcW w:type="dxa" w:w="5234"/>
+          </w:tcPr>
+          <w:p>
+            <w:pPr>
+              <w:spacing w:before="80" w:after="80"/>
+              <w:ind w:left="0" w:firstLine="0"/>
+              <w:jc w:val="center"/>
+            </w:pPr>
+          </w:p>
+        </w:tc>
+        <w:tc>
+          <w:tcPr>
+            <w:tcW w:type="dxa" w:w="5234"/>
+          </w:tcPr>
+          <w:p>
+            <w:pPr>
+              <w:spacing w:before="80" w:after="80"/>
+              <w:ind w:left="0" w:firstLine="0"/>
+              <w:jc w:val="center"/>
+            </w:pPr>
+          </w:p>
+        </w:tc>
+      </w:tr>
+      <w:tr>
+        <w:tc>
+          <w:tcPr>
+            <w:tcW w:type="dxa" w:w="5234"/>
+          </w:tcPr>
+          <w:p>
+            <w:pPr>
+              <w:spacing w:before="80" w:after="80"/>
+              <w:ind w:left="0" w:firstLine="0"/>
+              <w:jc w:val="both"/>
+            </w:pPr>
+            <w:r>
+              <w:rPr>
+                <w:rFonts w:ascii="Aptos" w:hAnsi="Aptos"/>
+                <w:sz w:val="20"/>
+              </w:rPr>
+              <w:t>Foto 1.1 – Infiltração em coluna de sustentação do Terminal do recife, (12/06/2025).</w:t>
+            </w:r>
+          </w:p>
+        </w:tc>
+        <w:tc>
+          <w:tcPr>
+            <w:tcW w:type="dxa" w:w="5234"/>
+          </w:tcPr>
+          <w:p>
+            <w:pPr>
+              <w:spacing w:before="80" w:after="80"/>
+              <w:ind w:left="0" w:firstLine="0"/>
+              <w:jc w:val="both"/>
+            </w:pPr>
+            <w:r>
+              <w:rPr>
+                <w:rFonts w:ascii="Aptos" w:hAnsi="Aptos"/>
+                <w:sz w:val="20"/>
+              </w:rPr>
+              <w:t>Foto 1.1 – Infiltração em coluna de sustentação do Terminal do recife, (12/06/2025).</w:t>
+            </w:r>
+          </w:p>
+        </w:tc>
+      </w:tr>
+      <w:tr>
+        <w:tc>
+          <w:tcPr>
+            <w:tcW w:type="dxa" w:w="5234"/>
+          </w:tcPr>
+          <w:p>
+            <w:pPr>
+              <w:spacing w:before="80" w:after="80"/>
+              <w:ind w:left="0" w:firstLine="0"/>
+              <w:jc w:val="center"/>
+            </w:pPr>
+          </w:p>
+        </w:tc>
+        <w:tc>
+          <w:tcPr>
+            <w:tcW w:type="dxa" w:w="5234"/>
+          </w:tcPr>
+          <w:p>
+            <w:pPr>
+              <w:spacing w:before="80" w:after="80"/>
+              <w:ind w:left="0" w:firstLine="0"/>
+              <w:jc w:val="center"/>
+            </w:pPr>
+          </w:p>
+        </w:tc>
+      </w:tr>
+      <w:tr>
+        <w:tc>
+          <w:tcPr>
+            <w:tcW w:type="dxa" w:w="5234"/>
+          </w:tcPr>
+          <w:p>
+            <w:pPr>
+              <w:spacing w:before="80" w:after="80"/>
+              <w:ind w:left="0" w:firstLine="0"/>
+              <w:jc w:val="both"/>
+            </w:pPr>
+            <w:r>
+              <w:rPr>
+                <w:rFonts w:ascii="Aptos" w:hAnsi="Aptos"/>
+                <w:sz w:val="20"/>
+              </w:rPr>
+              <w:t>Foto 1.1 – Infiltração em coluna de sustentação do Terminal do recife, (12/06/2025).</w:t>
+            </w:r>
+          </w:p>
+        </w:tc>
+        <w:tc>
+          <w:tcPr>
+            <w:tcW w:type="dxa" w:w="5234"/>
+          </w:tcPr>
+          <w:p>
+            <w:pPr>
+              <w:spacing w:before="80" w:after="80"/>
+              <w:ind w:left="0" w:firstLine="0"/>
+              <w:jc w:val="both"/>
+            </w:pPr>
+            <w:r>
+              <w:rPr>
+                <w:rFonts w:ascii="Aptos" w:hAnsi="Aptos"/>
+                <w:sz w:val="20"/>
+              </w:rPr>
+              <w:t>Foto 1.1 – Infiltração em coluna de sustentação do Terminal do recife, (12/06/2025).</w:t>
+            </w:r>
+          </w:p>
+        </w:tc>
+      </w:tr>
+      <w:tr>
+        <w:tc>
+          <w:tcPr>
+            <w:tcW w:type="dxa" w:w="5234"/>
+          </w:tcPr>
+          <w:p>
+            <w:pPr>
+              <w:spacing w:before="80" w:after="80"/>
+              <w:ind w:left="0" w:firstLine="0"/>
+              <w:jc w:val="center"/>
+            </w:pPr>
+          </w:p>
+        </w:tc>
+        <w:tc>
+          <w:tcPr>
+            <w:tcW w:type="dxa" w:w="5234"/>
+          </w:tcPr>
+          <w:p>
+            <w:pPr>
+              <w:spacing w:before="80" w:after="80"/>
+              <w:ind w:left="0" w:firstLine="0"/>
+              <w:jc w:val="center"/>
+            </w:pPr>
+          </w:p>
+        </w:tc>
+      </w:tr>
+      <w:tr>
+        <w:tc>
+          <w:tcPr>
+            <w:tcW w:type="dxa" w:w="5234"/>
+          </w:tcPr>
+          <w:p>
+            <w:pPr>
+              <w:spacing w:before="80" w:after="80"/>
+              <w:ind w:left="0" w:firstLine="0"/>
+              <w:jc w:val="both"/>
+            </w:pPr>
+            <w:r>
+              <w:rPr>
+                <w:rFonts w:ascii="Aptos" w:hAnsi="Aptos"/>
+                <w:sz w:val="20"/>
+              </w:rPr>
+              <w:t>Foto 1.1 – Infiltração em coluna de sustentação do Terminal do recife, (12/06/2025).</w:t>
+            </w:r>
+          </w:p>
+        </w:tc>
+        <w:tc>
+          <w:tcPr>
+            <w:tcW w:type="dxa" w:w="5234"/>
+          </w:tcPr>
+          <w:p>
+            <w:pPr>
+              <w:spacing w:before="80" w:after="80"/>
+              <w:ind w:left="0" w:firstLine="0"/>
+              <w:jc w:val="both"/>
+            </w:pPr>
+            <w:r>
+              <w:rPr>
+                <w:rFonts w:ascii="Aptos" w:hAnsi="Aptos"/>
+                <w:sz w:val="20"/>
+              </w:rPr>
+              <w:t>Foto 1.1 – Infiltração em coluna de sustentação do Terminal do recife, (12/06/2025).</w:t>
+            </w:r>
+          </w:p>
+        </w:tc>
+      </w:tr>
+      <w:tr>
+        <w:tc>
+          <w:tcPr>
+            <w:tcW w:type="dxa" w:w="5234"/>
+          </w:tcPr>
+          <w:p>
+            <w:pPr>
+              <w:spacing w:before="80" w:after="80"/>
+              <w:ind w:left="0" w:firstLine="0"/>
+              <w:jc w:val="center"/>
+            </w:pPr>
+          </w:p>
+        </w:tc>
+        <w:tc>
+          <w:tcPr>
+            <w:tcW w:type="dxa" w:w="5234"/>
+          </w:tcPr>
+          <w:p>
+            <w:pPr>
+              <w:spacing w:before="80" w:after="80"/>
+              <w:ind w:left="0" w:firstLine="0"/>
+              <w:jc w:val="center"/>
+            </w:pPr>
+          </w:p>
+        </w:tc>
+      </w:tr>
+      <w:tr>
+        <w:tc>
+          <w:tcPr>
+            <w:tcW w:type="dxa" w:w="5234"/>
+          </w:tcPr>
+          <w:p>
+            <w:pPr>
+              <w:spacing w:before="80" w:after="80"/>
+              <w:ind w:left="0" w:firstLine="0"/>
+              <w:jc w:val="both"/>
+            </w:pPr>
+            <w:r>
+              <w:rPr>
+                <w:rFonts w:ascii="Aptos" w:hAnsi="Aptos"/>
+                <w:sz w:val="20"/>
+              </w:rPr>
+              <w:t>Foto 1.1 – Infiltração em coluna de sustentação do Terminal do recife, (12/06/2025).</w:t>
+            </w:r>
+          </w:p>
+        </w:tc>
+        <w:tc>
+          <w:tcPr>
+            <w:tcW w:type="dxa" w:w="5234"/>
+          </w:tcPr>
+          <w:p>
+            <w:pPr>
+              <w:spacing w:before="80" w:after="80"/>
+              <w:ind w:left="0" w:firstLine="0"/>
+              <w:jc w:val="both"/>
+            </w:pPr>
+            <w:r>
+              <w:rPr>
+                <w:rFonts w:ascii="Aptos" w:hAnsi="Aptos"/>
+                <w:sz w:val="20"/>
+              </w:rPr>
+              <w:t>Foto 1.1 – Infiltração em coluna de sustentação do Terminal do recife, (12/06/2025).</w:t>
+            </w:r>
+          </w:p>
+        </w:tc>
+      </w:tr>
+      <w:tr>
+        <w:tc>
+          <w:tcPr>
+            <w:tcW w:type="dxa" w:w="5234"/>
+          </w:tcPr>
+          <w:p>
+            <w:pPr>
+              <w:spacing w:before="80" w:after="80"/>
+              <w:ind w:left="0" w:firstLine="0"/>
+              <w:jc w:val="center"/>
+            </w:pPr>
+          </w:p>
+        </w:tc>
+        <w:tc>
+          <w:tcPr>
+            <w:tcW w:type="dxa" w:w="5234"/>
+          </w:tcPr>
+          <w:p>
+            <w:pPr>
+              <w:spacing w:before="80" w:after="80"/>
+              <w:ind w:left="0" w:firstLine="0"/>
+              <w:jc w:val="center"/>
+            </w:pPr>
+          </w:p>
+        </w:tc>
+      </w:tr>
+      <w:tr>
+        <w:tc>
+          <w:tcPr>
+            <w:tcW w:type="dxa" w:w="5234"/>
+          </w:tcPr>
+          <w:p>
+            <w:pPr>
+              <w:spacing w:before="80" w:after="80"/>
+              <w:ind w:left="0" w:firstLine="0"/>
+              <w:jc w:val="both"/>
+            </w:pPr>
+            <w:r>
+              <w:rPr>
+                <w:rFonts w:ascii="Aptos" w:hAnsi="Aptos"/>
+                <w:sz w:val="20"/>
+              </w:rPr>
+              <w:t>Foto 1.1 – Infiltração em coluna de sustentação do Terminal do recife, (12/06/2025).</w:t>
+            </w:r>
+          </w:p>
+        </w:tc>
+        <w:tc>
+          <w:tcPr>
+            <w:tcW w:type="dxa" w:w="5234"/>
+          </w:tcPr>
+          <w:p>
+            <w:pPr>
+              <w:spacing w:before="80" w:after="80"/>
+              <w:ind w:left="0" w:firstLine="0"/>
+              <w:jc w:val="both"/>
+            </w:pPr>
+            <w:r>
+              <w:rPr>
+                <w:rFonts w:ascii="Aptos" w:hAnsi="Aptos"/>
+                <w:sz w:val="20"/>
+              </w:rPr>
+              <w:t>Foto 1.1 – Infiltração em coluna de sustentação do Terminal do recife, (12/06/2025).</w:t>
+            </w:r>
+          </w:p>
+        </w:tc>
+      </w:tr>
+      <w:tr>
+        <w:tc>
+          <w:tcPr>
+            <w:tcW w:type="dxa" w:w="5234"/>
+          </w:tcPr>
+          <w:p>
+            <w:pPr>
+              <w:spacing w:before="80" w:after="80"/>
+              <w:ind w:left="0" w:firstLine="0"/>
+              <w:jc w:val="center"/>
+            </w:pPr>
+          </w:p>
+        </w:tc>
+        <w:tc>
+          <w:tcPr>
+            <w:tcW w:type="dxa" w:w="5234"/>
+          </w:tcPr>
+          <w:p>
+            <w:pPr>
+              <w:spacing w:before="80" w:after="80"/>
+              <w:ind w:left="0" w:firstLine="0"/>
+              <w:jc w:val="center"/>
+            </w:pPr>
+          </w:p>
+        </w:tc>
+      </w:tr>
+      <w:tr>
+        <w:tc>
+          <w:tcPr>
+            <w:tcW w:type="dxa" w:w="5234"/>
+          </w:tcPr>
+          <w:p>
+            <w:pPr>
+              <w:spacing w:before="80" w:after="80"/>
+              <w:ind w:left="0" w:firstLine="0"/>
+              <w:jc w:val="both"/>
+            </w:pPr>
+            <w:r>
+              <w:rPr>
+                <w:rFonts w:ascii="Aptos" w:hAnsi="Aptos"/>
+                <w:sz w:val="20"/>
+              </w:rPr>
+              <w:t>Foto 1.1 – Infiltração em coluna de sustentação do Terminal do recife, (12/06/2025).</w:t>
+            </w:r>
+          </w:p>
+        </w:tc>
+        <w:tc>
+          <w:tcPr>
+            <w:tcW w:type="dxa" w:w="5234"/>
+          </w:tcPr>
+          <w:p>
+            <w:pPr>
+              <w:spacing w:before="80" w:after="80"/>
+              <w:ind w:left="0" w:firstLine="0"/>
+              <w:jc w:val="both"/>
+            </w:pPr>
+            <w:r>
+              <w:rPr>
+                <w:rFonts w:ascii="Aptos" w:hAnsi="Aptos"/>
+                <w:sz w:val="20"/>
+              </w:rPr>
+              <w:t>Foto 1.1 – Infiltração em coluna de sustentação do Terminal do recife, (12/06/2025).</w:t>
+            </w:r>
+          </w:p>
+        </w:tc>
+      </w:tr>
+      <w:tr>
+        <w:tc>
+          <w:tcPr>
+            <w:tcW w:type="dxa" w:w="5234"/>
+          </w:tcPr>
+          <w:p>
+            <w:pPr>
+              <w:spacing w:before="80" w:after="80"/>
+              <w:ind w:left="0" w:firstLine="0"/>
+              <w:jc w:val="center"/>
+            </w:pPr>
+          </w:p>
+        </w:tc>
+        <w:tc>
+          <w:tcPr>
+            <w:tcW w:type="dxa" w:w="5234"/>
+          </w:tcPr>
+          <w:p>
+            <w:pPr>
+              <w:spacing w:before="80" w:after="80"/>
+              <w:ind w:left="0" w:firstLine="0"/>
+              <w:jc w:val="center"/>
+            </w:pPr>
+          </w:p>
+        </w:tc>
+      </w:tr>
+      <w:tr>
+        <w:tc>
+          <w:tcPr>
+            <w:tcW w:type="dxa" w:w="5234"/>
+          </w:tcPr>
+          <w:p>
+            <w:pPr>
+              <w:spacing w:before="80" w:after="80"/>
+              <w:ind w:left="0" w:firstLine="0"/>
+              <w:jc w:val="both"/>
+            </w:pPr>
+            <w:r>
+              <w:rPr>
+                <w:rFonts w:ascii="Aptos" w:hAnsi="Aptos"/>
+                <w:sz w:val="20"/>
+              </w:rPr>
+              <w:t>Foto 1.1 – Infiltração em coluna de sustentação do Terminal do recife, (12/06/2025).</w:t>
+            </w:r>
+          </w:p>
+        </w:tc>
+        <w:tc>
+          <w:tcPr>
+            <w:tcW w:type="dxa" w:w="5234"/>
+          </w:tcPr>
+          <w:p>
+            <w:pPr>
+              <w:spacing w:before="80" w:after="80"/>
+              <w:ind w:left="0" w:firstLine="0"/>
+              <w:jc w:val="both"/>
+            </w:pPr>
+            <w:r>
+              <w:rPr>
+                <w:rFonts w:ascii="Aptos" w:hAnsi="Aptos"/>
+                <w:sz w:val="20"/>
+              </w:rPr>
+              <w:t>Foto 1.1 – Infiltração em coluna de sustentação do Terminal do recife, (12/06/2025).</w:t>
+            </w:r>
+          </w:p>
+        </w:tc>
+      </w:tr>
+      <w:tr>
+        <w:tc>
+          <w:tcPr>
+            <w:tcW w:type="dxa" w:w="5234"/>
+          </w:tcPr>
+          <w:p>
+            <w:pPr>
+              <w:spacing w:before="80" w:after="80"/>
+              <w:ind w:left="0" w:firstLine="0"/>
+              <w:jc w:val="center"/>
+            </w:pPr>
+          </w:p>
+        </w:tc>
+        <w:tc>
+          <w:tcPr>
+            <w:tcW w:type="dxa" w:w="5234"/>
+          </w:tcPr>
+          <w:p>
+            <w:pPr>
+              <w:spacing w:before="80" w:after="80"/>
+              <w:ind w:left="0" w:firstLine="0"/>
+              <w:jc w:val="center"/>
+            </w:pPr>
+          </w:p>
+        </w:tc>
+      </w:tr>
+      <w:tr>
+        <w:tc>
+          <w:tcPr>
+            <w:tcW w:type="dxa" w:w="5234"/>
+          </w:tcPr>
+          <w:p>
+            <w:pPr>
+              <w:spacing w:before="80" w:after="80"/>
+              <w:ind w:left="0" w:firstLine="0"/>
+              <w:jc w:val="both"/>
+            </w:pPr>
+            <w:r>
+              <w:rPr>
+                <w:rFonts w:ascii="Aptos" w:hAnsi="Aptos"/>
+                <w:sz w:val="20"/>
+              </w:rPr>
+              <w:t>Foto 1.1 – Infiltração em coluna de sustentação do Terminal do recife, (12/06/2025).</w:t>
+            </w:r>
+          </w:p>
+        </w:tc>
+        <w:tc>
+          <w:tcPr>
+            <w:tcW w:type="dxa" w:w="5234"/>
+          </w:tcPr>
+          <w:p>
+            <w:pPr>
+              <w:spacing w:before="80" w:after="80"/>
+              <w:ind w:left="0" w:firstLine="0"/>
+              <w:jc w:val="both"/>
+            </w:pPr>
+            <w:r>
+              <w:rPr>
+                <w:rFonts w:ascii="Aptos" w:hAnsi="Aptos"/>
+                <w:sz w:val="20"/>
+              </w:rPr>
+              <w:t>Foto 1.1 – Infiltração em coluna de sustentação do Terminal do recife, (12/06/2025).</w:t>
+            </w:r>
+          </w:p>
+        </w:tc>
+      </w:tr>
+      <w:tr>
+        <w:tc>
+          <w:tcPr>
+            <w:tcW w:type="dxa" w:w="5234"/>
+          </w:tcPr>
+          <w:p>
+            <w:pPr>
+              <w:spacing w:before="80" w:after="80"/>
+              <w:ind w:left="0" w:firstLine="0"/>
+              <w:jc w:val="center"/>
+            </w:pPr>
+          </w:p>
+        </w:tc>
+        <w:tc>
+          <w:tcPr>
+            <w:tcW w:type="dxa" w:w="5234"/>
+          </w:tcPr>
+          <w:p>
+            <w:pPr>
+              <w:spacing w:before="80" w:after="80"/>
+              <w:ind w:left="0" w:firstLine="0"/>
+              <w:jc w:val="center"/>
+            </w:pPr>
+          </w:p>
+        </w:tc>
+      </w:tr>
+      <w:tr>
+        <w:tc>
+          <w:tcPr>
+            <w:tcW w:type="dxa" w:w="5234"/>
+          </w:tcPr>
+          <w:p>
+            <w:pPr>
+              <w:spacing w:before="80" w:after="80"/>
+              <w:ind w:left="0" w:firstLine="0"/>
+              <w:jc w:val="both"/>
+            </w:pPr>
+            <w:r>
+              <w:rPr>
+                <w:rFonts w:ascii="Aptos" w:hAnsi="Aptos"/>
+                <w:sz w:val="20"/>
+              </w:rPr>
+              <w:t>Foto 1.1 – Infiltração em coluna de sustentação do Terminal do recife, (12/06/2025).</w:t>
+            </w:r>
+          </w:p>
+        </w:tc>
+        <w:tc>
+          <w:tcPr>
+            <w:tcW w:type="dxa" w:w="5234"/>
+          </w:tcPr>
+          <w:p>
+            <w:pPr>
+              <w:spacing w:before="80" w:after="80"/>
+              <w:ind w:left="0" w:firstLine="0"/>
+              <w:jc w:val="both"/>
+            </w:pPr>
+            <w:r>
+              <w:rPr>
+                <w:rFonts w:ascii="Aptos" w:hAnsi="Aptos"/>
+                <w:sz w:val="20"/>
+              </w:rPr>
+              <w:t>Foto 1.1 – Infiltração em coluna de sustentação do Terminal do Recife em 20/03/2025.;Piso desgastado conforme evidência da foto 04., (12/06/2025).</w:t>
+            </w:r>
+          </w:p>
+        </w:tc>
+      </w:tr>
+      <w:tr>
+        <w:tc>
+          <w:tcPr>
+            <w:tcW w:type="dxa" w:w="5234"/>
+          </w:tcPr>
+          <w:p>
+            <w:pPr>
+              <w:spacing w:before="80" w:after="80"/>
+              <w:ind w:left="0" w:firstLine="0"/>
+              <w:jc w:val="center"/>
+            </w:pPr>
+          </w:p>
+        </w:tc>
+        <w:tc>
+          <w:tcPr>
+            <w:tcW w:type="dxa" w:w="5234"/>
+          </w:tcPr>
+          <w:p>
+            <w:pPr>
+              <w:spacing w:before="80" w:after="80"/>
+              <w:ind w:left="0" w:firstLine="0"/>
+              <w:jc w:val="center"/>
+            </w:pPr>
+          </w:p>
+        </w:tc>
+      </w:tr>
+      <w:tr>
+        <w:tc>
+          <w:tcPr>
+            <w:tcW w:type="dxa" w:w="5234"/>
+          </w:tcPr>
+          <w:p>
+            <w:pPr>
+              <w:spacing w:before="80" w:after="80"/>
+              <w:ind w:left="0" w:firstLine="0"/>
+              <w:jc w:val="both"/>
+            </w:pPr>
+            <w:r>
+              <w:rPr>
+                <w:rFonts w:ascii="Aptos" w:hAnsi="Aptos"/>
+                <w:sz w:val="20"/>
+              </w:rPr>
+              <w:t>Foto 1.1 – nan, (12/06/2025).</w:t>
+            </w:r>
+          </w:p>
+        </w:tc>
+        <w:tc>
+          <w:tcPr>
+            <w:tcW w:type="dxa" w:w="5234"/>
+          </w:tcPr>
+          <w:p>
+            <w:pPr>
+              <w:spacing w:before="80" w:after="80"/>
+              <w:ind w:left="0" w:firstLine="0"/>
+              <w:jc w:val="both"/>
+            </w:pPr>
+            <w:r>
+              <w:rPr>
+                <w:rFonts w:ascii="Aptos" w:hAnsi="Aptos"/>
+                <w:sz w:val="20"/>
+              </w:rPr>
+              <w:t>Foto 1.2 – nan, (12/06/2025).</w:t>
+            </w:r>
+          </w:p>
+        </w:tc>
+      </w:tr>
+      <w:tr>
+        <w:tc>
+          <w:tcPr>
+            <w:tcW w:type="dxa" w:w="5234"/>
+          </w:tcPr>
+          <w:p>
+            <w:pPr>
+              <w:spacing w:before="80" w:after="80"/>
+              <w:ind w:left="0" w:firstLine="0"/>
+              <w:jc w:val="center"/>
+            </w:pPr>
+          </w:p>
+        </w:tc>
+        <w:tc>
+          <w:tcPr>
+            <w:tcW w:type="dxa" w:w="5234"/>
+          </w:tcPr>
+          <w:p>
+            <w:pPr>
+              <w:spacing w:before="80" w:after="80"/>
+              <w:ind w:left="0" w:firstLine="0"/>
+              <w:jc w:val="center"/>
+            </w:pPr>
+          </w:p>
+        </w:tc>
+      </w:tr>
+      <w:tr>
+        <w:tc>
+          <w:tcPr>
+            <w:tcW w:type="dxa" w:w="5234"/>
+          </w:tcPr>
+          <w:p>
+            <w:pPr>
+              <w:spacing w:before="80" w:after="80"/>
+              <w:ind w:left="0" w:firstLine="0"/>
+              <w:jc w:val="both"/>
+            </w:pPr>
+            <w:r>
+              <w:rPr>
+                <w:rFonts w:ascii="Aptos" w:hAnsi="Aptos"/>
+                <w:sz w:val="20"/>
+              </w:rPr>
+              <w:t>Foto 1.3 – nan, (12/06/2025).</w:t>
+            </w:r>
+          </w:p>
+        </w:tc>
+        <w:tc>
+          <w:tcPr>
+            <w:tcW w:type="dxa" w:w="5234"/>
+          </w:tcPr>
+          <w:p>
+            <w:pPr>
+              <w:spacing w:before="80" w:after="80"/>
+              <w:ind w:left="0" w:firstLine="0"/>
+              <w:jc w:val="both"/>
+            </w:pPr>
+            <w:r>
+              <w:rPr>
+                <w:rFonts w:ascii="Aptos" w:hAnsi="Aptos"/>
+                <w:sz w:val="20"/>
+              </w:rPr>
+              <w:t>Foto 1.4 – Espelho e barra em torno da pia oxidados no banehiro feminino PCD do Terminal de Recife, 20/03/2025;Infiltração em coluna de sustentação do Terminal do Recife em 20/03/2025, (12/06/2025).</w:t>
+            </w:r>
+          </w:p>
+        </w:tc>
+      </w:tr>
+      <w:tr>
+        <w:tc>
+          <w:tcPr>
+            <w:tcW w:type="dxa" w:w="5234"/>
+          </w:tcPr>
+          <w:p>
+            <w:pPr>
+              <w:spacing w:before="80" w:after="80"/>
+              <w:ind w:left="0" w:firstLine="0"/>
+              <w:jc w:val="center"/>
+            </w:pPr>
+          </w:p>
+        </w:tc>
+        <w:tc>
+          <w:tcPr>
+            <w:tcW w:type="dxa" w:w="5234"/>
+          </w:tcPr>
+          <w:p>
+            <w:pPr>
+              <w:spacing w:before="80" w:after="80"/>
+              <w:ind w:left="0" w:firstLine="0"/>
+              <w:jc w:val="center"/>
+            </w:pPr>
+          </w:p>
+        </w:tc>
+      </w:tr>
+      <w:tr>
+        <w:tc>
+          <w:tcPr>
+            <w:tcW w:type="dxa" w:w="5234"/>
+          </w:tcPr>
+          <w:p>
+            <w:pPr>
+              <w:spacing w:before="80" w:after="80"/>
+              <w:ind w:left="0" w:firstLine="0"/>
+              <w:jc w:val="both"/>
+            </w:pPr>
+            <w:r>
+              <w:rPr>
+                <w:rFonts w:ascii="Aptos" w:hAnsi="Aptos"/>
+                <w:sz w:val="20"/>
+              </w:rPr>
+              <w:t>Foto 1.5 – Piso desgastado conforme evidência da foto 04., (12/06/2025).</w:t>
+            </w:r>
+          </w:p>
+        </w:tc>
+        <w:tc>
+          <w:tcPr>
+            <w:tcW w:type="dxa" w:w="5234"/>
+          </w:tcPr>
+          <w:p>
+            <w:pPr>
+              <w:spacing w:before="80" w:after="80"/>
+              <w:ind w:left="0" w:firstLine="0"/>
+              <w:jc w:val="both"/>
+            </w:pPr>
+            <w:r>
+              <w:rPr>
+                <w:rFonts w:ascii="Aptos" w:hAnsi="Aptos"/>
+                <w:sz w:val="20"/>
+              </w:rPr>
+              <w:t>Foto 1.6 – Piso desgastado conforme evidência da foto 04., (12/06/2025).</w:t>
+            </w:r>
+          </w:p>
+        </w:tc>
+      </w:tr>
+      <w:tr>
+        <w:tc>
+          <w:tcPr>
+            <w:tcW w:type="dxa" w:w="5234"/>
+          </w:tcPr>
+          <w:p>
+            <w:pPr>
+              <w:spacing w:before="80" w:after="80"/>
+              <w:ind w:left="0" w:firstLine="0"/>
+              <w:jc w:val="center"/>
+            </w:pPr>
+          </w:p>
+        </w:tc>
+        <w:tc>
+          <w:tcPr>
+            <w:tcW w:type="dxa" w:w="5234"/>
+          </w:tcPr>
+          <w:p>
+            <w:pPr>
+              <w:spacing w:before="80" w:after="80"/>
+              <w:ind w:left="0" w:firstLine="0"/>
+              <w:jc w:val="center"/>
+            </w:pPr>
+          </w:p>
+        </w:tc>
+      </w:tr>
+      <w:tr>
+        <w:tc>
+          <w:tcPr>
+            <w:tcW w:type="dxa" w:w="5234"/>
+          </w:tcPr>
+          <w:p>
+            <w:pPr>
+              <w:spacing w:before="80" w:after="80"/>
+              <w:ind w:left="0" w:firstLine="0"/>
+              <w:jc w:val="both"/>
+            </w:pPr>
+            <w:r>
+              <w:rPr>
+                <w:rFonts w:ascii="Aptos" w:hAnsi="Aptos"/>
+                <w:sz w:val="20"/>
+              </w:rPr>
+              <w:t>Foto 1.7 – Piso desgastado conforme evidência da foto 04., (12/06/2025).</w:t>
+            </w:r>
+          </w:p>
+        </w:tc>
+        <w:tc>
+          <w:tcPr>
+            <w:tcW w:type="dxa" w:w="5234"/>
+          </w:tcPr>
+          <w:p>
+            <w:pPr>
+              <w:spacing w:before="80" w:after="80"/>
+              <w:ind w:left="0" w:firstLine="0"/>
+              <w:jc w:val="both"/>
+            </w:pPr>
+            <w:r>
+              <w:rPr>
+                <w:rFonts w:ascii="Aptos" w:hAnsi="Aptos"/>
+                <w:sz w:val="20"/>
+              </w:rPr>
+              <w:t>Foto 1.8 – Piso desgastado conforme evidência da foto 04., (12/06/2025).</w:t>
+            </w:r>
+          </w:p>
+        </w:tc>
+      </w:tr>
+      <w:tr>
+        <w:tc>
+          <w:tcPr>
+            <w:tcW w:type="dxa" w:w="5234"/>
+          </w:tcPr>
+          <w:p>
+            <w:pPr>
+              <w:spacing w:before="80" w:after="80"/>
+              <w:ind w:left="0" w:firstLine="0"/>
+              <w:jc w:val="center"/>
+            </w:pPr>
+          </w:p>
+        </w:tc>
+        <w:tc>
+          <w:tcPr>
+            <w:tcW w:type="dxa" w:w="5234"/>
+          </w:tcPr>
+          <w:p>
+            <w:pPr>
+              <w:spacing w:before="80" w:after="80"/>
+              <w:ind w:left="0" w:firstLine="0"/>
+              <w:jc w:val="center"/>
+            </w:pPr>
+          </w:p>
+        </w:tc>
+      </w:tr>
+      <w:tr>
+        <w:tc>
+          <w:tcPr>
+            <w:tcW w:type="dxa" w:w="5234"/>
+          </w:tcPr>
+          <w:p>
+            <w:pPr>
+              <w:spacing w:before="80" w:after="80"/>
+              <w:ind w:left="0" w:firstLine="0"/>
+              <w:jc w:val="both"/>
+            </w:pPr>
+            <w:r>
+              <w:rPr>
+                <w:rFonts w:ascii="Aptos" w:hAnsi="Aptos"/>
+                <w:sz w:val="20"/>
+              </w:rPr>
+              <w:t>Foto 1.9 – Piso desgastado conforme evidência da foto 04., (12/06/2025).</w:t>
+            </w:r>
+          </w:p>
+        </w:tc>
+        <w:tc>
+          <w:tcPr>
+            <w:tcW w:type="dxa" w:w="5234"/>
+          </w:tcPr>
+          <w:p>
+            <w:pPr>
+              <w:spacing w:before="80" w:after="80"/>
+              <w:ind w:left="0" w:firstLine="0"/>
+              <w:jc w:val="both"/>
+            </w:pPr>
+            <w:r>
+              <w:rPr>
+                <w:rFonts w:ascii="Aptos" w:hAnsi="Aptos"/>
+                <w:sz w:val="20"/>
+              </w:rPr>
+              <w:t>Foto 1.1 – Piso desgastado conforme evidência da foto 04., (12/06/2025).</w:t>
+            </w:r>
+          </w:p>
+        </w:tc>
+      </w:tr>
+      <w:tr>
+        <w:tc>
+          <w:tcPr>
+            <w:tcW w:type="dxa" w:w="5234"/>
+          </w:tcPr>
+          <w:p>
+            <w:pPr>
+              <w:spacing w:before="80" w:after="80"/>
+              <w:ind w:left="0" w:firstLine="0"/>
+              <w:jc w:val="center"/>
+            </w:pPr>
+          </w:p>
+        </w:tc>
+        <w:tc>
+          <w:tcPr>
+            <w:tcW w:type="dxa" w:w="5234"/>
+          </w:tcPr>
+          <w:p>
+            <w:pPr>
+              <w:spacing w:before="80" w:after="80"/>
+              <w:ind w:left="0" w:firstLine="0"/>
+              <w:jc w:val="center"/>
+            </w:pPr>
+          </w:p>
+        </w:tc>
+      </w:tr>
+      <w:tr>
+        <w:tc>
+          <w:tcPr>
+            <w:tcW w:type="dxa" w:w="5234"/>
+          </w:tcPr>
+          <w:p>
+            <w:pPr>
+              <w:spacing w:before="80" w:after="80"/>
+              <w:ind w:left="0" w:firstLine="0"/>
+              <w:jc w:val="both"/>
+            </w:pPr>
+            <w:r>
+              <w:rPr>
+                <w:rFonts w:ascii="Aptos" w:hAnsi="Aptos"/>
+                <w:sz w:val="20"/>
+              </w:rPr>
+              <w:t>Foto 1.11 – Piso desgastado conforme evidência da foto 04., (12/06/2025).</w:t>
+            </w:r>
+          </w:p>
+        </w:tc>
+        <w:tc>
+          <w:tcPr>
+            <w:tcW w:type="dxa" w:w="5234"/>
+          </w:tcPr>
+          <w:p>
+            <w:pPr>
+              <w:spacing w:before="80" w:after="80"/>
+              <w:ind w:left="0" w:firstLine="0"/>
+              <w:jc w:val="both"/>
+            </w:pPr>
+            <w:r>
+              <w:rPr>
+                <w:rFonts w:ascii="Aptos" w:hAnsi="Aptos"/>
+                <w:sz w:val="20"/>
+              </w:rPr>
+              <w:t>Foto 1.12 – Piso desgastado conforme evidência da foto 04., (12/06/2025).</w:t>
+            </w:r>
+          </w:p>
+        </w:tc>
+      </w:tr>
+      <w:tr>
+        <w:tc>
+          <w:tcPr>
+            <w:tcW w:type="dxa" w:w="5234"/>
+          </w:tcPr>
+          <w:p>
+            <w:pPr>
+              <w:spacing w:before="80" w:after="80"/>
+              <w:ind w:left="0" w:firstLine="0"/>
+              <w:jc w:val="center"/>
+            </w:pPr>
+          </w:p>
+        </w:tc>
+        <w:tc>
+          <w:tcPr>
+            <w:tcW w:type="dxa" w:w="5234"/>
+          </w:tcPr>
+          <w:p>
+            <w:pPr>
+              <w:spacing w:before="80" w:after="80"/>
+              <w:ind w:left="0" w:firstLine="0"/>
+              <w:jc w:val="center"/>
+            </w:pPr>
+          </w:p>
+        </w:tc>
+      </w:tr>
+      <w:tr>
+        <w:tc>
+          <w:tcPr>
+            <w:tcW w:type="dxa" w:w="5234"/>
+          </w:tcPr>
+          <w:p>
+            <w:pPr>
+              <w:spacing w:before="80" w:after="80"/>
+              <w:ind w:left="0" w:firstLine="0"/>
+              <w:jc w:val="both"/>
+            </w:pPr>
+            <w:r>
+              <w:rPr>
+                <w:rFonts w:ascii="Aptos" w:hAnsi="Aptos"/>
+                <w:sz w:val="20"/>
+              </w:rPr>
+              <w:t>Foto 1.13 – Piso desgastado conforme evidência da foto 04., (12/06/2025).</w:t>
+            </w:r>
+          </w:p>
+        </w:tc>
+        <w:tc>
+          <w:tcPr>
+            <w:tcW w:type="dxa" w:w="5234"/>
+          </w:tcPr>
+          <w:p>
+            <w:pPr>
+              <w:spacing w:before="80" w:after="80"/>
+              <w:ind w:left="0" w:firstLine="0"/>
+              <w:jc w:val="both"/>
+            </w:pPr>
+            <w:r>
+              <w:rPr>
+                <w:rFonts w:ascii="Aptos" w:hAnsi="Aptos"/>
+                <w:sz w:val="20"/>
+              </w:rPr>
+              <w:t>Foto 1.14 – Piso desgastado conforme evidência da foto 04., (12/06/2025).</w:t>
+            </w:r>
+          </w:p>
+        </w:tc>
+      </w:tr>
+      <w:tr>
+        <w:tc>
+          <w:tcPr>
+            <w:tcW w:type="dxa" w:w="5234"/>
+          </w:tcPr>
+          <w:p>
+            <w:pPr>
+              <w:spacing w:before="80" w:after="80"/>
+              <w:ind w:left="0" w:firstLine="0"/>
+              <w:jc w:val="center"/>
+            </w:pPr>
+          </w:p>
+        </w:tc>
+        <w:tc>
+          <w:tcPr>
+            <w:tcW w:type="dxa" w:w="5234"/>
+          </w:tcPr>
+          <w:p>
+            <w:pPr>
+              <w:spacing w:before="80" w:after="80"/>
+              <w:ind w:left="0" w:firstLine="0"/>
+              <w:jc w:val="center"/>
+            </w:pPr>
+          </w:p>
+        </w:tc>
+      </w:tr>
+      <w:tr>
+        <w:tc>
+          <w:tcPr>
+            <w:tcW w:type="dxa" w:w="5234"/>
+          </w:tcPr>
+          <w:p>
+            <w:pPr>
+              <w:spacing w:before="80" w:after="80"/>
+              <w:ind w:left="0" w:firstLine="0"/>
+              <w:jc w:val="both"/>
+            </w:pPr>
+            <w:r>
+              <w:rPr>
+                <w:rFonts w:ascii="Aptos" w:hAnsi="Aptos"/>
+                <w:sz w:val="20"/>
+              </w:rPr>
+              <w:t>Foto 1.15 – Piso desgastado conforme evidência da foto 04., (12/06/2025).</w:t>
+            </w:r>
+          </w:p>
+        </w:tc>
+        <w:tc>
+          <w:tcPr>
+            <w:tcW w:type="dxa" w:w="5234"/>
+          </w:tcPr>
+          <w:p>
+            <w:pPr>
+              <w:spacing w:before="80" w:after="80"/>
+              <w:ind w:left="0" w:firstLine="0"/>
+              <w:jc w:val="both"/>
+            </w:pPr>
+            <w:r>
+              <w:rPr>
+                <w:rFonts w:ascii="Aptos" w:hAnsi="Aptos"/>
+                <w:sz w:val="20"/>
+              </w:rPr>
+              <w:t>Foto 1.16 – Piso desgastado conforme evidência da foto 04., (12/06/2025).</w:t>
+            </w:r>
+          </w:p>
+        </w:tc>
+      </w:tr>
+      <w:tr>
+        <w:tc>
+          <w:tcPr>
+            <w:tcW w:type="dxa" w:w="5234"/>
+          </w:tcPr>
+          <w:p>
+            <w:pPr>
+              <w:spacing w:before="80" w:after="80"/>
+              <w:ind w:left="0" w:firstLine="0"/>
+              <w:jc w:val="center"/>
+            </w:pPr>
+          </w:p>
+        </w:tc>
+        <w:tc>
+          <w:tcPr>
+            <w:tcW w:type="dxa" w:w="5234"/>
+          </w:tcPr>
+          <w:p>
+            <w:pPr>
+              <w:spacing w:before="80" w:after="80"/>
+              <w:ind w:left="0" w:firstLine="0"/>
+              <w:jc w:val="center"/>
+            </w:pPr>
+          </w:p>
+        </w:tc>
+      </w:tr>
+      <w:tr>
+        <w:tc>
+          <w:tcPr>
+            <w:tcW w:type="dxa" w:w="5234"/>
+          </w:tcPr>
+          <w:p>
+            <w:pPr>
+              <w:spacing w:before="80" w:after="80"/>
+              <w:ind w:left="0" w:firstLine="0"/>
+              <w:jc w:val="both"/>
+            </w:pPr>
+            <w:r>
+              <w:rPr>
+                <w:rFonts w:ascii="Aptos" w:hAnsi="Aptos"/>
+                <w:sz w:val="20"/>
+              </w:rPr>
+              <w:t>Foto 1.17 – Piso desgastado conforme evidência da foto 04., (12/06/2025).</w:t>
+            </w:r>
+          </w:p>
+        </w:tc>
+        <w:tc>
+          <w:tcPr>
+            <w:tcW w:type="dxa" w:w="5234"/>
+          </w:tcPr>
+          <w:p>
+            <w:pPr>
+              <w:spacing w:before="80" w:after="80"/>
+              <w:ind w:left="0" w:firstLine="0"/>
+              <w:jc w:val="both"/>
+            </w:pPr>
+            <w:r>
+              <w:rPr>
+                <w:rFonts w:ascii="Aptos" w:hAnsi="Aptos"/>
+                <w:sz w:val="20"/>
+              </w:rPr>
+              <w:t>Foto 1.18 – Piso desgastado conforme evidência da foto 04., (12/06/2025).</w:t>
+            </w:r>
+          </w:p>
+        </w:tc>
+      </w:tr>
+      <w:tr>
+        <w:tc>
+          <w:tcPr>
+            <w:tcW w:type="dxa" w:w="5234"/>
+          </w:tcPr>
+          <w:p>
+            <w:pPr>
+              <w:spacing w:before="80" w:after="80"/>
+              <w:ind w:left="0" w:firstLine="0"/>
+              <w:jc w:val="center"/>
+            </w:pPr>
+          </w:p>
+        </w:tc>
+        <w:tc>
+          <w:tcPr>
+            <w:tcW w:type="dxa" w:w="5234"/>
+          </w:tcPr>
+          <w:p>
+            <w:pPr>
+              <w:spacing w:before="80" w:after="80"/>
+              <w:ind w:left="0" w:firstLine="0"/>
+              <w:jc w:val="center"/>
+            </w:pPr>
+          </w:p>
+        </w:tc>
+      </w:tr>
+      <w:tr>
+        <w:tc>
+          <w:tcPr>
+            <w:tcW w:type="dxa" w:w="5234"/>
+          </w:tcPr>
+          <w:p>
+            <w:pPr>
+              <w:spacing w:before="80" w:after="80"/>
+              <w:ind w:left="0" w:firstLine="0"/>
+              <w:jc w:val="both"/>
+            </w:pPr>
+            <w:r>
+              <w:rPr>
+                <w:rFonts w:ascii="Aptos" w:hAnsi="Aptos"/>
+                <w:sz w:val="20"/>
+              </w:rPr>
+              <w:t>Foto 1.19 – Piso desgastado conforme evidência da foto 04., (12/06/2025).</w:t>
+            </w:r>
+          </w:p>
+        </w:tc>
+        <w:tc>
+          <w:tcPr>
+            <w:tcW w:type="dxa" w:w="5234"/>
+          </w:tcPr>
+          <w:p>
+            <w:pPr>
+              <w:spacing w:before="80" w:after="80"/>
+              <w:ind w:left="0" w:firstLine="0"/>
+              <w:jc w:val="both"/>
+            </w:pPr>
+            <w:r>
+              <w:rPr>
+                <w:rFonts w:ascii="Aptos" w:hAnsi="Aptos"/>
+                <w:sz w:val="20"/>
+              </w:rPr>
+              <w:t>Foto 1.2 – Piso desgastado conforme evidência da foto 04., (12/06/2025).</w:t>
+            </w:r>
+          </w:p>
+        </w:tc>
+      </w:tr>
+      <w:tr>
+        <w:tc>
+          <w:tcPr>
+            <w:tcW w:type="dxa" w:w="5234"/>
+          </w:tcPr>
+          <w:p>
+            <w:pPr>
+              <w:spacing w:before="80" w:after="80"/>
+              <w:ind w:left="0" w:firstLine="0"/>
+              <w:jc w:val="center"/>
+            </w:pPr>
+          </w:p>
+        </w:tc>
+        <w:tc>
+          <w:tcPr>
+            <w:tcW w:type="dxa" w:w="5234"/>
+          </w:tcPr>
+          <w:p>
+            <w:pPr>
+              <w:spacing w:before="80" w:after="80"/>
+              <w:ind w:left="0" w:firstLine="0"/>
+              <w:jc w:val="center"/>
+            </w:pPr>
+          </w:p>
+        </w:tc>
+      </w:tr>
+      <w:tr>
+        <w:tc>
+          <w:tcPr>
+            <w:tcW w:type="dxa" w:w="5234"/>
+          </w:tcPr>
+          <w:p>
+            <w:pPr>
+              <w:spacing w:before="80" w:after="80"/>
+              <w:ind w:left="0" w:firstLine="0"/>
+              <w:jc w:val="both"/>
+            </w:pPr>
+            <w:r>
+              <w:rPr>
+                <w:rFonts w:ascii="Aptos" w:hAnsi="Aptos"/>
+                <w:sz w:val="20"/>
+              </w:rPr>
+              <w:t>Foto 1.21 – Piso desgastado conforme evidência da foto 04., (12/06/2025).</w:t>
+            </w:r>
+          </w:p>
+        </w:tc>
+        <w:tc>
+          <w:tcPr>
+            <w:tcW w:type="dxa" w:w="5234"/>
+          </w:tcPr>
+          <w:p>
+            <w:pPr>
+              <w:spacing w:before="80" w:after="80"/>
+              <w:ind w:left="0" w:firstLine="0"/>
+              <w:jc w:val="both"/>
+            </w:pPr>
+            <w:r>
+              <w:rPr>
+                <w:rFonts w:ascii="Aptos" w:hAnsi="Aptos"/>
+                <w:sz w:val="20"/>
+              </w:rPr>
+              <w:t>Foto 1.22 – Piso desgastado conforme evidência da foto 04., (12/06/2025).</w:t>
+            </w:r>
+          </w:p>
+        </w:tc>
+      </w:tr>
+      <w:tr>
+        <w:tc>
+          <w:tcPr>
+            <w:tcW w:type="dxa" w:w="5234"/>
+          </w:tcPr>
+          <w:p>
+            <w:pPr>
+              <w:spacing w:before="80" w:after="80"/>
+              <w:ind w:left="0" w:firstLine="0"/>
+              <w:jc w:val="center"/>
+            </w:pPr>
+          </w:p>
+        </w:tc>
+        <w:tc>
+          <w:tcPr>
+            <w:tcW w:type="dxa" w:w="5234"/>
+          </w:tcPr>
+          <w:p>
+            <w:pPr>
+              <w:spacing w:before="80" w:after="80"/>
+              <w:ind w:left="0" w:firstLine="0"/>
+              <w:jc w:val="center"/>
+            </w:pPr>
+          </w:p>
+        </w:tc>
+      </w:tr>
+      <w:tr>
+        <w:tc>
+          <w:tcPr>
+            <w:tcW w:type="dxa" w:w="5234"/>
+          </w:tcPr>
+          <w:p>
+            <w:pPr>
+              <w:spacing w:before="80" w:after="80"/>
+              <w:ind w:left="0" w:firstLine="0"/>
+              <w:jc w:val="both"/>
+            </w:pPr>
+            <w:r>
+              <w:rPr>
+                <w:rFonts w:ascii="Aptos" w:hAnsi="Aptos"/>
+                <w:sz w:val="20"/>
+              </w:rPr>
+              <w:t>Foto 1.23 – Piso desgastado conforme evidência da foto 04., (12/06/2025).</w:t>
+            </w:r>
+          </w:p>
+        </w:tc>
+        <w:tc>
+          <w:tcPr>
+            <w:tcW w:type="dxa" w:w="5234"/>
+          </w:tcPr>
+          <w:p>
+            <w:pPr>
+              <w:spacing w:before="80" w:after="80"/>
+              <w:ind w:left="0" w:firstLine="0"/>
+              <w:jc w:val="both"/>
+            </w:pPr>
+            <w:r>
+              <w:rPr>
+                <w:rFonts w:ascii="Aptos" w:hAnsi="Aptos"/>
+                <w:sz w:val="20"/>
+              </w:rPr>
+              <w:t>Foto 1.24 – Piso desgastado conforme evidência da foto 04., (12/06/2025).</w:t>
+            </w:r>
+          </w:p>
+        </w:tc>
+      </w:tr>
+      <w:tr>
+        <w:tc>
+          <w:tcPr>
+            <w:tcW w:type="dxa" w:w="5234"/>
+          </w:tcPr>
+          <w:p>
+            <w:pPr>
+              <w:spacing w:before="80" w:after="80"/>
+              <w:ind w:left="0" w:firstLine="0"/>
+              <w:jc w:val="center"/>
+            </w:pPr>
+          </w:p>
+        </w:tc>
+        <w:tc>
+          <w:tcPr>
+            <w:tcW w:type="dxa" w:w="5234"/>
+          </w:tcPr>
+          <w:p>
+            <w:pPr>
+              <w:spacing w:before="80" w:after="80"/>
+              <w:ind w:left="0" w:firstLine="0"/>
+              <w:jc w:val="center"/>
+            </w:pPr>
+          </w:p>
+        </w:tc>
+      </w:tr>
+      <w:tr>
+        <w:tc>
+          <w:tcPr>
+            <w:tcW w:type="dxa" w:w="5234"/>
+          </w:tcPr>
+          <w:p>
+            <w:pPr>
+              <w:spacing w:before="80" w:after="80"/>
+              <w:ind w:left="0" w:firstLine="0"/>
+              <w:jc w:val="both"/>
+            </w:pPr>
+            <w:r>
+              <w:rPr>
+                <w:rFonts w:ascii="Aptos" w:hAnsi="Aptos"/>
+                <w:sz w:val="20"/>
+              </w:rPr>
+              <w:t>Foto 1.0 – Piso desgastado conforme evidência da foto 04.;Segunda legenda qualquer coisa., (12/06/2025).</w:t>
+            </w:r>
+          </w:p>
+        </w:tc>
+        <w:tc>
+          <w:tcPr>
+            <w:tcW w:type="dxa" w:w="5234"/>
+          </w:tcPr>
+          <w:p>
+            <w:pPr>
+              <w:spacing w:before="80" w:after="80"/>
+              <w:ind w:left="0" w:firstLine="0"/>
+              <w:jc w:val="both"/>
+            </w:pPr>
+            <w:r>
+              <w:rPr>
+                <w:rFonts w:ascii="Aptos" w:hAnsi="Aptos"/>
+                <w:sz w:val="20"/>
+              </w:rPr>
+              <w:t>Foto 1.1 – Piso desgastado conforme evidência da foto 04.;Segunda legenda qualquer coisa., (12/06/2025).</w:t>
+            </w:r>
+          </w:p>
+        </w:tc>
+      </w:tr>
+      <w:tr>
+        <w:tc>
+          <w:tcPr>
+            <w:tcW w:type="dxa" w:w="5234"/>
+          </w:tcPr>
+          <w:p>
+            <w:pPr>
+              <w:spacing w:before="80" w:after="80"/>
+              <w:ind w:left="0" w:firstLine="0"/>
+              <w:jc w:val="center"/>
+            </w:pPr>
+          </w:p>
+        </w:tc>
+        <w:tc>
+          <w:tcPr>
+            <w:tcW w:type="dxa" w:w="5234"/>
+          </w:tcPr>
+          <w:p>
+            <w:pPr>
+              <w:spacing w:before="80" w:after="80"/>
+              <w:ind w:left="0" w:firstLine="0"/>
+              <w:jc w:val="center"/>
+            </w:pPr>
+          </w:p>
+        </w:tc>
+      </w:tr>
+      <w:tr>
+        <w:tc>
+          <w:tcPr>
+            <w:tcW w:type="dxa" w:w="5234"/>
+          </w:tcPr>
+          <w:p>
+            <w:pPr>
+              <w:spacing w:before="80" w:after="80"/>
+              <w:ind w:left="0" w:firstLine="0"/>
+              <w:jc w:val="both"/>
+            </w:pPr>
+            <w:r>
+              <w:rPr>
+                <w:rFonts w:ascii="Aptos" w:hAnsi="Aptos"/>
+                <w:sz w:val="20"/>
+              </w:rPr>
+              <w:t>Foto 1.2 – Piso desgastado conforme evidência da foto 04.;Segunda legenda qualquer coisa., (12/06/2025).</w:t>
+            </w:r>
+          </w:p>
+        </w:tc>
+        <w:tc>
+          <w:tcPr>
+            <w:tcW w:type="dxa" w:w="5234"/>
+          </w:tcPr>
+          <w:p>
+            <w:pPr>
+              <w:spacing w:before="80" w:after="80"/>
+              <w:ind w:left="0" w:firstLine="0"/>
+              <w:jc w:val="both"/>
+            </w:pPr>
+            <w:r>
+              <w:rPr>
+                <w:rFonts w:ascii="Aptos" w:hAnsi="Aptos"/>
+                <w:sz w:val="20"/>
+              </w:rPr>
+              <w:t>Foto 1.3 – Piso desgastado conforme evidência da foto 04.;Segunda legenda qualquer coisa. ;Piso desgastado conforme evidência da foto 04.;Segunda legenda qualquer coisa. ;Piso desgastado conforme evidência da foto 04.;Segunda legenda qualquer coisa., (12/06/2025).</w:t>
+            </w:r>
+          </w:p>
+        </w:tc>
+      </w:tr>
+      <w:tr>
+        <w:tc>
+          <w:tcPr>
+            <w:tcW w:type="dxa" w:w="5234"/>
+          </w:tcPr>
+          <w:p>
+            <w:pPr>
+              <w:spacing w:before="80" w:after="80"/>
+              <w:ind w:left="0" w:firstLine="0"/>
+              <w:jc w:val="center"/>
+            </w:pPr>
+          </w:p>
+        </w:tc>
+        <w:tc>
+          <w:tcPr>
+            <w:tcW w:type="dxa" w:w="5234"/>
+          </w:tcPr>
+          <w:p>
+            <w:pPr>
+              <w:spacing w:before="80" w:after="80"/>
+              <w:ind w:left="0" w:firstLine="0"/>
+              <w:jc w:val="center"/>
+            </w:pPr>
+          </w:p>
+        </w:tc>
+      </w:tr>
+      <w:tr>
+        <w:tc>
+          <w:tcPr>
+            <w:tcW w:type="dxa" w:w="5234"/>
+          </w:tcPr>
+          <w:p>
+            <w:pPr>
+              <w:spacing w:before="80" w:after="80"/>
+              <w:ind w:left="0" w:firstLine="0"/>
+              <w:jc w:val="both"/>
+            </w:pPr>
+            <w:r>
+              <w:rPr>
+                <w:rFonts w:ascii="Aptos" w:hAnsi="Aptos"/>
+                <w:sz w:val="20"/>
+              </w:rPr>
+              <w:t>Foto 1.4 – Piso desgastado conforme evidência da foto 04.;Segunda legenda qualquer coisa., (12/06/2025).</w:t>
+            </w:r>
+          </w:p>
+        </w:tc>
+        <w:tc>
+          <w:tcPr>
+            <w:tcW w:type="dxa" w:w="5234"/>
+          </w:tcPr>
+          <w:p>
+            <w:pPr>
+              <w:spacing w:before="80" w:after="80"/>
+              <w:ind w:left="0" w:firstLine="0"/>
+              <w:jc w:val="both"/>
+            </w:pPr>
+            <w:r>
+              <w:rPr>
+                <w:rFonts w:ascii="Aptos" w:hAnsi="Aptos"/>
+                <w:sz w:val="20"/>
+              </w:rPr>
+              <w:t>Foto 1.5 – Piso desgastado conforme evidência da foto 04.;Segunda legenda qualquer coisa., (12/06/2025).</w:t>
+            </w:r>
+          </w:p>
+        </w:tc>
+      </w:tr>
+      <w:tr>
+        <w:tc>
+          <w:tcPr>
+            <w:tcW w:type="dxa" w:w="5234"/>
+          </w:tcPr>
+          <w:p>
+            <w:pPr>
+              <w:spacing w:before="80" w:after="80"/>
+              <w:ind w:left="0" w:firstLine="0"/>
+              <w:jc w:val="center"/>
+            </w:pPr>
+          </w:p>
+        </w:tc>
+        <w:tc>
+          <w:tcPr>
+            <w:tcW w:type="dxa" w:w="5234"/>
+          </w:tcPr>
+          <w:p>
+            <w:pPr>
+              <w:spacing w:before="80" w:after="80"/>
+              <w:ind w:left="0" w:firstLine="0"/>
+              <w:jc w:val="center"/>
+            </w:pPr>
+          </w:p>
+        </w:tc>
+      </w:tr>
+      <w:tr>
+        <w:tc>
+          <w:tcPr>
+            <w:tcW w:type="dxa" w:w="5234"/>
+          </w:tcPr>
+          <w:p>
+            <w:pPr>
+              <w:spacing w:before="80" w:after="80"/>
+              <w:ind w:left="0" w:firstLine="0"/>
+              <w:jc w:val="both"/>
+            </w:pPr>
+            <w:r>
+              <w:rPr>
+                <w:rFonts w:ascii="Aptos" w:hAnsi="Aptos"/>
+                <w:sz w:val="20"/>
+              </w:rPr>
+              <w:t>Foto 1.6 – nan, (12/06/2025).</w:t>
+            </w:r>
+          </w:p>
+        </w:tc>
+        <w:tc>
+          <w:tcPr>
+            <w:tcW w:type="dxa" w:w="5234"/>
+          </w:tcPr>
+          <w:p>
+            <w:pPr>
+              <w:spacing w:before="80" w:after="80"/>
+              <w:ind w:left="0" w:firstLine="0"/>
+              <w:jc w:val="both"/>
+            </w:pPr>
+            <w:r>
+              <w:rPr>
+                <w:rFonts w:ascii="Aptos" w:hAnsi="Aptos"/>
+                <w:sz w:val="20"/>
+              </w:rPr>
+              <w:t>Foto 1.7 – Piso desgastado conforme evidência da foto 04., (12/06/2025).</w:t>
+            </w:r>
+          </w:p>
+        </w:tc>
+      </w:tr>
+      <w:tr>
+        <w:tc>
+          <w:tcPr>
+            <w:tcW w:type="dxa" w:w="5234"/>
+          </w:tcPr>
+          <w:p>
+            <w:pPr>
+              <w:spacing w:before="80" w:after="80"/>
+              <w:ind w:left="0" w:firstLine="0"/>
+              <w:jc w:val="center"/>
+            </w:pPr>
+          </w:p>
+        </w:tc>
+        <w:tc>
+          <w:tcPr>
+            <w:tcW w:type="dxa" w:w="5234"/>
+          </w:tcPr>
+          <w:p>
+            <w:pPr>
+              <w:spacing w:before="80" w:after="80"/>
+              <w:ind w:left="0" w:firstLine="0"/>
+              <w:jc w:val="center"/>
+            </w:pPr>
+          </w:p>
+        </w:tc>
+      </w:tr>
+      <w:tr>
+        <w:tc>
+          <w:tcPr>
+            <w:tcW w:type="dxa" w:w="5234"/>
+          </w:tcPr>
+          <w:p>
+            <w:pPr>
+              <w:spacing w:before="80" w:after="80"/>
+              <w:ind w:left="0" w:firstLine="0"/>
+              <w:jc w:val="both"/>
+            </w:pPr>
+            <w:r>
+              <w:rPr>
+                <w:rFonts w:ascii="Aptos" w:hAnsi="Aptos"/>
+                <w:sz w:val="20"/>
+              </w:rPr>
+              <w:t>Foto 1.8 – nan, (12/06/2025).</w:t>
+            </w:r>
+          </w:p>
+        </w:tc>
+        <w:tc>
+          <w:tcPr>
+            <w:tcW w:type="dxa" w:w="5234"/>
+          </w:tcPr>
+          <w:p>
+            <w:pPr>
+              <w:spacing w:before="80" w:after="80"/>
+              <w:ind w:left="0" w:firstLine="0"/>
+              <w:jc w:val="both"/>
+            </w:pPr>
+            <w:r>
+              <w:rPr>
+                <w:rFonts w:ascii="Aptos" w:hAnsi="Aptos"/>
+                <w:sz w:val="20"/>
+              </w:rPr>
+              <w:t>Foto 1.9 – Piso desgastado conforme evidência da foto 04.;Segunda legenda qualquer coisa., (12/06/2025).</w:t>
+            </w:r>
+          </w:p>
+        </w:tc>
+      </w:tr>
+      <w:tr>
+        <w:tc>
+          <w:tcPr>
+            <w:tcW w:type="dxa" w:w="5234"/>
+          </w:tcPr>
+          <w:p>
+            <w:pPr>
+              <w:spacing w:before="80" w:after="80"/>
+              <w:ind w:left="0" w:firstLine="0"/>
+              <w:jc w:val="center"/>
+            </w:pPr>
+          </w:p>
+        </w:tc>
+        <w:tc>
+          <w:tcPr>
+            <w:tcW w:type="dxa" w:w="5234"/>
+          </w:tcPr>
+          <w:p>
+            <w:pPr>
+              <w:spacing w:before="80" w:after="80"/>
+              <w:ind w:left="0" w:firstLine="0"/>
+              <w:jc w:val="center"/>
+            </w:pPr>
+          </w:p>
+        </w:tc>
+      </w:tr>
+      <w:tr>
+        <w:tc>
+          <w:tcPr>
+            <w:tcW w:type="dxa" w:w="5234"/>
+          </w:tcPr>
+          <w:p>
+            <w:pPr>
+              <w:spacing w:before="80" w:after="80"/>
+              <w:ind w:left="0" w:firstLine="0"/>
+              <w:jc w:val="both"/>
+            </w:pPr>
+            <w:r>
+              <w:rPr>
+                <w:rFonts w:ascii="Aptos" w:hAnsi="Aptos"/>
+                <w:sz w:val="20"/>
+              </w:rPr>
+              <w:t>Foto 1.1 – Piso desgastado conforme evidência da foto 04.;Segunda legenda qualquer coisa., (12/06/2025).</w:t>
+            </w:r>
+          </w:p>
+        </w:tc>
+        <w:tc>
+          <w:tcPr>
+            <w:tcW w:type="dxa" w:w="5234"/>
+          </w:tcPr>
+          <w:p>
+            <w:pPr>
+              <w:spacing w:before="80" w:after="80"/>
+              <w:ind w:left="0" w:firstLine="0"/>
+              <w:jc w:val="both"/>
+            </w:pPr>
+            <w:r>
+              <w:rPr>
+                <w:rFonts w:ascii="Aptos" w:hAnsi="Aptos"/>
+                <w:sz w:val="20"/>
+              </w:rPr>
+              <w:t>Foto 1.11 – Piso desgastado conforme evidência da foto 04.;Segunda legenda qualquer coisa., (12/06/2025).</w:t>
+            </w:r>
+          </w:p>
+        </w:tc>
+      </w:tr>
+      <w:tr>
+        <w:tc>
+          <w:tcPr>
+            <w:tcW w:type="dxa" w:w="5234"/>
+          </w:tcPr>
+          <w:p>
+            <w:pPr>
+              <w:spacing w:before="80" w:after="80"/>
+              <w:ind w:left="0" w:firstLine="0"/>
+              <w:jc w:val="center"/>
+            </w:pPr>
+          </w:p>
+        </w:tc>
+        <w:tc>
+          <w:tcPr>
+            <w:tcW w:type="dxa" w:w="5234"/>
+          </w:tcPr>
+          <w:p>
+            <w:pPr>
+              <w:spacing w:before="80" w:after="80"/>
+              <w:ind w:left="0" w:firstLine="0"/>
+              <w:jc w:val="center"/>
+            </w:pPr>
+          </w:p>
+        </w:tc>
+      </w:tr>
+      <w:tr>
+        <w:tc>
+          <w:tcPr>
+            <w:tcW w:type="dxa" w:w="5234"/>
+          </w:tcPr>
+          <w:p>
+            <w:pPr>
+              <w:spacing w:before="80" w:after="80"/>
+              <w:ind w:left="0" w:firstLine="0"/>
+              <w:jc w:val="both"/>
+            </w:pPr>
+            <w:r>
+              <w:rPr>
+                <w:rFonts w:ascii="Aptos" w:hAnsi="Aptos"/>
+                <w:sz w:val="20"/>
+              </w:rPr>
+              <w:t>Foto 1.12 – Piso desgastado conforme evidência da foto 04.;Segunda legenda qualquer coisa., (12/06/2025).</w:t>
+            </w:r>
+          </w:p>
+        </w:tc>
+        <w:tc>
+          <w:tcPr>
+            <w:tcW w:type="dxa" w:w="5234"/>
+          </w:tcPr>
+          <w:p>
+            <w:pPr>
+              <w:spacing w:before="80" w:after="80"/>
+              <w:ind w:left="0" w:firstLine="0"/>
+              <w:jc w:val="both"/>
+            </w:pPr>
+            <w:r>
+              <w:rPr>
+                <w:rFonts w:ascii="Aptos" w:hAnsi="Aptos"/>
+                <w:sz w:val="20"/>
+              </w:rPr>
+              <w:t>Foto 1.13 – Piso desgastado conforme evidência da foto 04.;Segunda legenda qualquer coisa., (12/06/2025).</w:t>
+            </w:r>
+          </w:p>
+        </w:tc>
+      </w:tr>
+      <w:tr>
+        <w:tc>
+          <w:tcPr>
+            <w:tcW w:type="dxa" w:w="5234"/>
+          </w:tcPr>
+          <w:p>
+            <w:pPr>
+              <w:spacing w:before="80" w:after="80"/>
+              <w:ind w:left="0" w:firstLine="0"/>
+              <w:jc w:val="center"/>
+            </w:pPr>
+          </w:p>
+        </w:tc>
+        <w:tc>
+          <w:tcPr>
+            <w:tcW w:type="dxa" w:w="5234"/>
+          </w:tcPr>
+          <w:p>
+            <w:pPr>
+              <w:spacing w:before="80" w:after="80"/>
+              <w:ind w:left="0" w:firstLine="0"/>
+              <w:jc w:val="center"/>
+            </w:pPr>
+          </w:p>
+        </w:tc>
+      </w:tr>
+      <w:tr>
+        <w:tc>
+          <w:tcPr>
+            <w:tcW w:type="dxa" w:w="5234"/>
+          </w:tcPr>
+          <w:p>
+            <w:pPr>
+              <w:spacing w:before="80" w:after="80"/>
+              <w:ind w:left="0" w:firstLine="0"/>
+              <w:jc w:val="both"/>
+            </w:pPr>
+            <w:r>
+              <w:rPr>
+                <w:rFonts w:ascii="Aptos" w:hAnsi="Aptos"/>
+                <w:sz w:val="20"/>
+              </w:rPr>
+              <w:t>Foto 1.14 – Piso desgastado conforme evidência da foto 04.;Segunda legenda qualquer coisa., (12/06/2025).</w:t>
+            </w:r>
+          </w:p>
+        </w:tc>
+        <w:tc>
+          <w:tcPr>
+            <w:tcW w:type="dxa" w:w="5234"/>
+          </w:tcPr>
+          <w:p>
+            <w:pPr>
+              <w:spacing w:before="80" w:after="80"/>
+              <w:ind w:left="0" w:firstLine="0"/>
+              <w:jc w:val="both"/>
+            </w:pPr>
+            <w:r>
+              <w:rPr>
+                <w:rFonts w:ascii="Aptos" w:hAnsi="Aptos"/>
+                <w:sz w:val="20"/>
+              </w:rPr>
+              <w:t>Foto 1.15 – Piso desgastado conforme evidência da foto 04.;Segunda legenda qualquer coisa., (12/06/2025).</w:t>
+            </w:r>
+          </w:p>
+        </w:tc>
+      </w:tr>
+      <w:tr>
+        <w:tc>
+          <w:tcPr>
+            <w:tcW w:type="dxa" w:w="5234"/>
+          </w:tcPr>
+          <w:p>
+            <w:pPr>
+              <w:spacing w:before="80" w:after="80"/>
+              <w:ind w:left="0" w:firstLine="0"/>
+              <w:jc w:val="center"/>
+            </w:pPr>
+          </w:p>
+        </w:tc>
+        <w:tc>
+          <w:tcPr>
+            <w:tcW w:type="dxa" w:w="5234"/>
+          </w:tcPr>
+          <w:p>
+            <w:pPr>
+              <w:spacing w:before="80" w:after="80"/>
+              <w:ind w:left="0" w:firstLine="0"/>
+              <w:jc w:val="center"/>
+            </w:pPr>
+          </w:p>
+        </w:tc>
+      </w:tr>
+      <w:tr>
+        <w:tc>
+          <w:tcPr>
+            <w:tcW w:type="dxa" w:w="5234"/>
+          </w:tcPr>
+          <w:p>
+            <w:pPr>
+              <w:spacing w:before="80" w:after="80"/>
+              <w:ind w:left="0" w:firstLine="0"/>
+              <w:jc w:val="both"/>
+            </w:pPr>
+            <w:r>
+              <w:rPr>
+                <w:rFonts w:ascii="Aptos" w:hAnsi="Aptos"/>
+                <w:sz w:val="20"/>
+              </w:rPr>
+              <w:t>Foto 1.16 – Piso desgastado conforme evidência da foto 04.;Segunda legenda qualquer coisa., (12/06/2025).</w:t>
+            </w:r>
+          </w:p>
+        </w:tc>
+        <w:tc>
+          <w:tcPr>
+            <w:tcW w:type="dxa" w:w="5234"/>
+          </w:tcPr>
+          <w:p>
+            <w:pPr>
+              <w:spacing w:before="80" w:after="80"/>
+              <w:ind w:left="0" w:firstLine="0"/>
+              <w:jc w:val="both"/>
+            </w:pPr>
+            <w:r>
+              <w:rPr>
+                <w:rFonts w:ascii="Aptos" w:hAnsi="Aptos"/>
+                <w:sz w:val="20"/>
+              </w:rPr>
+              <w:t>Foto 1.17 – Piso desgastado conforme evidência da foto 04.;Segunda legenda qualquer coisa., (12/06/2025).</w:t>
+            </w:r>
+          </w:p>
+        </w:tc>
+      </w:tr>
+    </w:tbl>
     <w:p>
       <w:pPr>
         <w:pStyle w:val="Heading3"/>
